--- a/Laboratorio 1/plantilla.docx
+++ b/Laboratorio 1/plantilla.docx
@@ -30,7 +30,7 @@
                 <w:i/>
                 <w:sz w:val="24"/>
                 <w:szCs w:val="24"/>
-                <w:lang w:val="es-ES"/>
+                <w:lang w:val="es-CO"/>
               </w:rPr>
             </w:pPr>
           </w:p>
@@ -50,7 +50,7 @@
                 <w:i/>
                 <w:sz w:val="24"/>
                 <w:szCs w:val="24"/>
-                <w:lang w:val="es-ES"/>
+                <w:lang w:val="es-CO"/>
               </w:rPr>
             </w:pPr>
             <w:r>
@@ -61,7 +61,7 @@
                 <w:i/>
                 <w:sz w:val="24"/>
                 <w:szCs w:val="24"/>
-                <w:lang w:val="es-ES"/>
+                <w:lang w:val="es-CO"/>
               </w:rPr>
               <w:t>Datos de entrada</w:t>
             </w:r>
@@ -79,7 +79,7 @@
                 <w:i/>
                 <w:sz w:val="24"/>
                 <w:szCs w:val="24"/>
-                <w:lang w:val="es-ES"/>
+                <w:lang w:val="es-CO"/>
               </w:rPr>
             </w:pPr>
           </w:p>
@@ -101,248 +101,69 @@
               <w:rPr>
                 <w:rFonts w:ascii="Times New Roman" w:hAnsi="Times New Roman" w:cs="Times New Roman"/>
                 <w:i/>
-                <w:lang w:val="es-ES"/>
-              </w:rPr>
-            </w:pPr>
-            <w:proofErr w:type="spellStart"/>
+                <w:lang w:val="es-CO"/>
+              </w:rPr>
+            </w:pPr>
             <w:r>
               <w:rPr>
                 <w:rFonts w:ascii="Times New Roman" w:hAnsi="Times New Roman" w:cs="Times New Roman"/>
                 <w:bCs/>
                 <w:i/>
-              </w:rPr>
-              <w:t>Descripción</w:t>
-            </w:r>
-            <w:proofErr w:type="spellEnd"/>
+                <w:lang w:val="es-CO"/>
+              </w:rPr>
+              <w:t>Descripción de la información que se debe ingresar o es necesaria para calcular el dato de salida</w:t>
+            </w:r>
+          </w:p>
+        </w:tc>
+        <w:tc>
+          <w:tcPr>
+            <w:tcW w:w="2163" w:type="dxa"/>
+            <w:tcBorders>
+              <w:bottom w:val="single" w:sz="4" w:space="0" w:color="auto"/>
+            </w:tcBorders>
+          </w:tcPr>
+          <w:p>
+            <w:pPr>
+              <w:rPr>
+                <w:rFonts w:ascii="Times New Roman" w:hAnsi="Times New Roman" w:cs="Times New Roman"/>
+                <w:i/>
+                <w:lang w:val="es-CO"/>
+              </w:rPr>
+            </w:pPr>
             <w:r>
               <w:rPr>
                 <w:rFonts w:ascii="Times New Roman" w:hAnsi="Times New Roman" w:cs="Times New Roman"/>
                 <w:bCs/>
                 <w:i/>
-              </w:rPr>
-              <w:t xml:space="preserve"> de la </w:t>
-            </w:r>
-            <w:proofErr w:type="spellStart"/>
+                <w:lang w:val="es-CO"/>
+              </w:rPr>
+              <w:t>Nombre de la variable</w:t>
+            </w:r>
+          </w:p>
+        </w:tc>
+        <w:tc>
+          <w:tcPr>
+            <w:tcW w:w="3444" w:type="dxa"/>
+            <w:tcBorders>
+              <w:bottom w:val="single" w:sz="4" w:space="0" w:color="auto"/>
+            </w:tcBorders>
+          </w:tcPr>
+          <w:p>
+            <w:pPr>
+              <w:rPr>
+                <w:rFonts w:ascii="Times New Roman" w:hAnsi="Times New Roman" w:cs="Times New Roman"/>
+                <w:i/>
+                <w:lang w:val="es-CO"/>
+              </w:rPr>
+            </w:pPr>
             <w:r>
               <w:rPr>
                 <w:rFonts w:ascii="Times New Roman" w:hAnsi="Times New Roman" w:cs="Times New Roman"/>
                 <w:bCs/>
                 <w:i/>
-              </w:rPr>
-              <w:t>información</w:t>
-            </w:r>
-            <w:proofErr w:type="spellEnd"/>
-            <w:r>
-              <w:rPr>
-                <w:rFonts w:ascii="Times New Roman" w:hAnsi="Times New Roman" w:cs="Times New Roman"/>
-                <w:bCs/>
-                <w:i/>
-              </w:rPr>
-              <w:t xml:space="preserve"> </w:t>
-            </w:r>
-            <w:proofErr w:type="spellStart"/>
-            <w:r>
-              <w:rPr>
-                <w:rFonts w:ascii="Times New Roman" w:hAnsi="Times New Roman" w:cs="Times New Roman"/>
-                <w:bCs/>
-                <w:i/>
-              </w:rPr>
-              <w:t>que</w:t>
-            </w:r>
-            <w:proofErr w:type="spellEnd"/>
-            <w:r>
-              <w:rPr>
-                <w:rFonts w:ascii="Times New Roman" w:hAnsi="Times New Roman" w:cs="Times New Roman"/>
-                <w:bCs/>
-                <w:i/>
-              </w:rPr>
-              <w:t xml:space="preserve"> se </w:t>
-            </w:r>
-            <w:proofErr w:type="spellStart"/>
-            <w:r>
-              <w:rPr>
-                <w:rFonts w:ascii="Times New Roman" w:hAnsi="Times New Roman" w:cs="Times New Roman"/>
-                <w:bCs/>
-                <w:i/>
-              </w:rPr>
-              <w:t>debe</w:t>
-            </w:r>
-            <w:proofErr w:type="spellEnd"/>
-            <w:r>
-              <w:rPr>
-                <w:rFonts w:ascii="Times New Roman" w:hAnsi="Times New Roman" w:cs="Times New Roman"/>
-                <w:bCs/>
-                <w:i/>
-              </w:rPr>
-              <w:t xml:space="preserve"> </w:t>
-            </w:r>
-            <w:proofErr w:type="spellStart"/>
-            <w:r>
-              <w:rPr>
-                <w:rFonts w:ascii="Times New Roman" w:hAnsi="Times New Roman" w:cs="Times New Roman"/>
-                <w:bCs/>
-                <w:i/>
-              </w:rPr>
-              <w:t>ingresar</w:t>
-            </w:r>
-            <w:proofErr w:type="spellEnd"/>
-            <w:r>
-              <w:rPr>
-                <w:rFonts w:ascii="Times New Roman" w:hAnsi="Times New Roman" w:cs="Times New Roman"/>
-                <w:bCs/>
-                <w:i/>
-              </w:rPr>
-              <w:t xml:space="preserve"> o es </w:t>
-            </w:r>
-            <w:proofErr w:type="spellStart"/>
-            <w:r>
-              <w:rPr>
-                <w:rFonts w:ascii="Times New Roman" w:hAnsi="Times New Roman" w:cs="Times New Roman"/>
-                <w:bCs/>
-                <w:i/>
-              </w:rPr>
-              <w:t>necesaria</w:t>
-            </w:r>
-            <w:proofErr w:type="spellEnd"/>
-            <w:r>
-              <w:rPr>
-                <w:rFonts w:ascii="Times New Roman" w:hAnsi="Times New Roman" w:cs="Times New Roman"/>
-                <w:bCs/>
-                <w:i/>
-              </w:rPr>
-              <w:t xml:space="preserve"> para </w:t>
-            </w:r>
-            <w:proofErr w:type="spellStart"/>
-            <w:r>
-              <w:rPr>
-                <w:rFonts w:ascii="Times New Roman" w:hAnsi="Times New Roman" w:cs="Times New Roman"/>
-                <w:bCs/>
-                <w:i/>
-              </w:rPr>
-              <w:t>calcular</w:t>
-            </w:r>
-            <w:proofErr w:type="spellEnd"/>
-            <w:r>
-              <w:rPr>
-                <w:rFonts w:ascii="Times New Roman" w:hAnsi="Times New Roman" w:cs="Times New Roman"/>
-                <w:bCs/>
-                <w:i/>
-              </w:rPr>
-              <w:t xml:space="preserve"> </w:t>
-            </w:r>
-            <w:proofErr w:type="spellStart"/>
-            <w:r>
-              <w:rPr>
-                <w:rFonts w:ascii="Times New Roman" w:hAnsi="Times New Roman" w:cs="Times New Roman"/>
-                <w:bCs/>
-                <w:i/>
-              </w:rPr>
-              <w:t>el</w:t>
-            </w:r>
-            <w:proofErr w:type="spellEnd"/>
-            <w:r>
-              <w:rPr>
-                <w:rFonts w:ascii="Times New Roman" w:hAnsi="Times New Roman" w:cs="Times New Roman"/>
-                <w:bCs/>
-                <w:i/>
-              </w:rPr>
-              <w:t xml:space="preserve"> </w:t>
-            </w:r>
-            <w:proofErr w:type="spellStart"/>
-            <w:r>
-              <w:rPr>
-                <w:rFonts w:ascii="Times New Roman" w:hAnsi="Times New Roman" w:cs="Times New Roman"/>
-                <w:bCs/>
-                <w:i/>
-              </w:rPr>
-              <w:t>dato</w:t>
-            </w:r>
-            <w:proofErr w:type="spellEnd"/>
-            <w:r>
-              <w:rPr>
-                <w:rFonts w:ascii="Times New Roman" w:hAnsi="Times New Roman" w:cs="Times New Roman"/>
-                <w:bCs/>
-                <w:i/>
-              </w:rPr>
-              <w:t xml:space="preserve"> de </w:t>
-            </w:r>
-            <w:proofErr w:type="spellStart"/>
-            <w:r>
-              <w:rPr>
-                <w:rFonts w:ascii="Times New Roman" w:hAnsi="Times New Roman" w:cs="Times New Roman"/>
-                <w:bCs/>
-                <w:i/>
-              </w:rPr>
-              <w:t>salida</w:t>
-            </w:r>
-            <w:proofErr w:type="spellEnd"/>
-          </w:p>
-        </w:tc>
-        <w:tc>
-          <w:tcPr>
-            <w:tcW w:w="2163" w:type="dxa"/>
-            <w:tcBorders>
-              <w:bottom w:val="single" w:sz="4" w:space="0" w:color="auto"/>
-            </w:tcBorders>
-          </w:tcPr>
-          <w:p>
-            <w:pPr>
-              <w:rPr>
-                <w:rFonts w:ascii="Times New Roman" w:hAnsi="Times New Roman" w:cs="Times New Roman"/>
-                <w:i/>
-                <w:lang w:val="es-ES"/>
-              </w:rPr>
-            </w:pPr>
-            <w:r>
-              <w:rPr>
-                <w:rFonts w:ascii="Times New Roman" w:hAnsi="Times New Roman" w:cs="Times New Roman"/>
-                <w:bCs/>
-                <w:i/>
-              </w:rPr>
-              <w:t>Nombre de la variable</w:t>
-            </w:r>
-          </w:p>
-        </w:tc>
-        <w:tc>
-          <w:tcPr>
-            <w:tcW w:w="3444" w:type="dxa"/>
-            <w:tcBorders>
-              <w:bottom w:val="single" w:sz="4" w:space="0" w:color="auto"/>
-            </w:tcBorders>
-          </w:tcPr>
-          <w:p>
-            <w:pPr>
-              <w:rPr>
-                <w:rFonts w:ascii="Times New Roman" w:hAnsi="Times New Roman" w:cs="Times New Roman"/>
-                <w:i/>
-                <w:lang w:val="es-ES"/>
-              </w:rPr>
-            </w:pPr>
-            <w:r>
-              <w:rPr>
-                <w:rFonts w:ascii="Times New Roman" w:hAnsi="Times New Roman" w:cs="Times New Roman"/>
-                <w:bCs/>
-                <w:i/>
-              </w:rPr>
-              <w:t xml:space="preserve">Tipo de </w:t>
-            </w:r>
-            <w:proofErr w:type="spellStart"/>
-            <w:r>
-              <w:rPr>
-                <w:rFonts w:ascii="Times New Roman" w:hAnsi="Times New Roman" w:cs="Times New Roman"/>
-                <w:bCs/>
-                <w:i/>
-              </w:rPr>
-              <w:t>datos</w:t>
-            </w:r>
-            <w:proofErr w:type="spellEnd"/>
-            <w:r>
-              <w:rPr>
-                <w:rFonts w:ascii="Times New Roman" w:hAnsi="Times New Roman" w:cs="Times New Roman"/>
-                <w:bCs/>
-                <w:i/>
-              </w:rPr>
-              <w:t xml:space="preserve"> de la variable</w:t>
+                <w:lang w:val="es-CO"/>
+              </w:rPr>
+              <w:t>Tipo de datos de la variable</w:t>
             </w:r>
           </w:p>
         </w:tc>
@@ -366,8 +187,19 @@
                 <w:i/>
                 <w:sz w:val="24"/>
                 <w:szCs w:val="24"/>
-              </w:rPr>
-            </w:pPr>
+                <w:lang w:val="es-CO"/>
+              </w:rPr>
+            </w:pPr>
+            <w:r>
+              <w:rPr>
+                <w:rFonts w:ascii="Times New Roman" w:hAnsi="Times New Roman" w:cs="Times New Roman"/>
+                <w:i/>
+                <w:sz w:val="24"/>
+                <w:szCs w:val="24"/>
+                <w:lang w:val="es-CO"/>
+              </w:rPr>
+              <w:t>Nombre de la persona</w:t>
+            </w:r>
           </w:p>
         </w:tc>
         <w:tc>
@@ -385,8 +217,19 @@
                 <w:i/>
                 <w:sz w:val="24"/>
                 <w:szCs w:val="24"/>
-              </w:rPr>
-            </w:pPr>
+                <w:lang w:val="es-CO"/>
+              </w:rPr>
+            </w:pPr>
+            <w:r>
+              <w:rPr>
+                <w:rFonts w:ascii="Times New Roman" w:hAnsi="Times New Roman" w:cs="Times New Roman"/>
+                <w:i/>
+                <w:sz w:val="24"/>
+                <w:szCs w:val="24"/>
+                <w:lang w:val="es-CO"/>
+              </w:rPr>
+              <w:t>nombre</w:t>
+            </w:r>
           </w:p>
         </w:tc>
         <w:tc>
@@ -404,8 +247,435 @@
                 <w:i/>
                 <w:sz w:val="24"/>
                 <w:szCs w:val="24"/>
-              </w:rPr>
-            </w:pPr>
+                <w:lang w:val="es-CO"/>
+              </w:rPr>
+            </w:pPr>
+            <w:r>
+              <w:rPr>
+                <w:rFonts w:ascii="Times New Roman" w:hAnsi="Times New Roman" w:cs="Times New Roman"/>
+                <w:i/>
+                <w:sz w:val="24"/>
+                <w:szCs w:val="24"/>
+                <w:lang w:val="es-CO"/>
+              </w:rPr>
+              <w:t>Carácter</w:t>
+            </w:r>
+          </w:p>
+        </w:tc>
+      </w:tr>
+      <w:tr>
+        <w:trPr>
+          <w:trHeight w:val="238"/>
+        </w:trPr>
+        <w:tc>
+          <w:tcPr>
+            <w:tcW w:w="3653" w:type="dxa"/>
+            <w:tcBorders>
+              <w:bottom w:val="single" w:sz="4" w:space="0" w:color="auto"/>
+            </w:tcBorders>
+          </w:tcPr>
+          <w:p>
+            <w:pPr>
+              <w:spacing w:line="360" w:lineRule="auto"/>
+              <w:rPr>
+                <w:rFonts w:ascii="Times New Roman" w:hAnsi="Times New Roman" w:cs="Times New Roman"/>
+                <w:i/>
+                <w:sz w:val="24"/>
+                <w:szCs w:val="24"/>
+                <w:lang w:val="es-CO"/>
+              </w:rPr>
+            </w:pPr>
+            <w:r>
+              <w:rPr>
+                <w:rFonts w:ascii="Times New Roman" w:hAnsi="Times New Roman" w:cs="Times New Roman"/>
+                <w:i/>
+                <w:sz w:val="24"/>
+                <w:szCs w:val="24"/>
+                <w:lang w:val="es-CO"/>
+              </w:rPr>
+              <w:t>Genero de la persona</w:t>
+            </w:r>
+          </w:p>
+        </w:tc>
+        <w:tc>
+          <w:tcPr>
+            <w:tcW w:w="2163" w:type="dxa"/>
+            <w:tcBorders>
+              <w:bottom w:val="single" w:sz="4" w:space="0" w:color="auto"/>
+            </w:tcBorders>
+          </w:tcPr>
+          <w:p>
+            <w:pPr>
+              <w:spacing w:line="360" w:lineRule="auto"/>
+              <w:rPr>
+                <w:rFonts w:ascii="Times New Roman" w:hAnsi="Times New Roman" w:cs="Times New Roman"/>
+                <w:i/>
+                <w:sz w:val="24"/>
+                <w:szCs w:val="24"/>
+                <w:lang w:val="es-CO"/>
+              </w:rPr>
+            </w:pPr>
+            <w:r>
+              <w:rPr>
+                <w:rFonts w:ascii="Times New Roman" w:hAnsi="Times New Roman" w:cs="Times New Roman"/>
+                <w:i/>
+                <w:sz w:val="24"/>
+                <w:szCs w:val="24"/>
+                <w:lang w:val="es-CO"/>
+              </w:rPr>
+              <w:t>genero</w:t>
+            </w:r>
+          </w:p>
+        </w:tc>
+        <w:tc>
+          <w:tcPr>
+            <w:tcW w:w="3444" w:type="dxa"/>
+            <w:tcBorders>
+              <w:bottom w:val="single" w:sz="4" w:space="0" w:color="auto"/>
+            </w:tcBorders>
+          </w:tcPr>
+          <w:p>
+            <w:pPr>
+              <w:spacing w:line="360" w:lineRule="auto"/>
+              <w:rPr>
+                <w:rFonts w:ascii="Times New Roman" w:hAnsi="Times New Roman" w:cs="Times New Roman"/>
+                <w:i/>
+                <w:sz w:val="24"/>
+                <w:szCs w:val="24"/>
+                <w:lang w:val="es-CO"/>
+              </w:rPr>
+            </w:pPr>
+            <w:r>
+              <w:rPr>
+                <w:rFonts w:ascii="Times New Roman" w:hAnsi="Times New Roman" w:cs="Times New Roman"/>
+                <w:i/>
+                <w:sz w:val="24"/>
+                <w:szCs w:val="24"/>
+                <w:lang w:val="es-CO"/>
+              </w:rPr>
+              <w:t>Carácter</w:t>
+            </w:r>
+          </w:p>
+        </w:tc>
+      </w:tr>
+      <w:tr>
+        <w:trPr>
+          <w:trHeight w:val="238"/>
+        </w:trPr>
+        <w:tc>
+          <w:tcPr>
+            <w:tcW w:w="3653" w:type="dxa"/>
+            <w:tcBorders>
+              <w:bottom w:val="single" w:sz="4" w:space="0" w:color="auto"/>
+            </w:tcBorders>
+          </w:tcPr>
+          <w:p>
+            <w:pPr>
+              <w:spacing w:line="360" w:lineRule="auto"/>
+              <w:rPr>
+                <w:rFonts w:ascii="Times New Roman" w:hAnsi="Times New Roman" w:cs="Times New Roman"/>
+                <w:i/>
+                <w:sz w:val="24"/>
+                <w:szCs w:val="24"/>
+                <w:lang w:val="es-CO"/>
+              </w:rPr>
+            </w:pPr>
+            <w:r>
+              <w:rPr>
+                <w:rFonts w:ascii="Times New Roman" w:hAnsi="Times New Roman" w:cs="Times New Roman"/>
+                <w:i/>
+                <w:sz w:val="24"/>
+                <w:szCs w:val="24"/>
+                <w:lang w:val="es-CO"/>
+              </w:rPr>
+              <w:t xml:space="preserve">Valor numérico del colesterol </w:t>
+            </w:r>
+            <w:r>
+              <w:rPr>
+                <w:rFonts w:ascii="Times New Roman" w:hAnsi="Times New Roman" w:cs="Times New Roman"/>
+                <w:i/>
+                <w:sz w:val="24"/>
+                <w:szCs w:val="24"/>
+                <w:lang w:val="es-CO"/>
+              </w:rPr>
+              <w:t>total</w:t>
+            </w:r>
+          </w:p>
+        </w:tc>
+        <w:tc>
+          <w:tcPr>
+            <w:tcW w:w="2163" w:type="dxa"/>
+            <w:tcBorders>
+              <w:bottom w:val="single" w:sz="4" w:space="0" w:color="auto"/>
+            </w:tcBorders>
+          </w:tcPr>
+          <w:p>
+            <w:pPr>
+              <w:spacing w:line="360" w:lineRule="auto"/>
+              <w:rPr>
+                <w:rFonts w:ascii="Times New Roman" w:hAnsi="Times New Roman" w:cs="Times New Roman"/>
+                <w:i/>
+                <w:sz w:val="24"/>
+                <w:szCs w:val="24"/>
+                <w:lang w:val="es-CO"/>
+              </w:rPr>
+            </w:pPr>
+            <w:proofErr w:type="spellStart"/>
+            <w:r>
+              <w:rPr>
+                <w:rFonts w:ascii="Times New Roman" w:hAnsi="Times New Roman" w:cs="Times New Roman"/>
+                <w:i/>
+                <w:sz w:val="24"/>
+                <w:szCs w:val="24"/>
+                <w:lang w:val="es-CO"/>
+              </w:rPr>
+              <w:t>colTotal</w:t>
+            </w:r>
+            <w:proofErr w:type="spellEnd"/>
+          </w:p>
+        </w:tc>
+        <w:tc>
+          <w:tcPr>
+            <w:tcW w:w="3444" w:type="dxa"/>
+            <w:tcBorders>
+              <w:bottom w:val="single" w:sz="4" w:space="0" w:color="auto"/>
+            </w:tcBorders>
+          </w:tcPr>
+          <w:p>
+            <w:pPr>
+              <w:spacing w:line="360" w:lineRule="auto"/>
+              <w:rPr>
+                <w:rFonts w:ascii="Times New Roman" w:hAnsi="Times New Roman" w:cs="Times New Roman"/>
+                <w:i/>
+                <w:sz w:val="24"/>
+                <w:szCs w:val="24"/>
+                <w:lang w:val="es-CO"/>
+              </w:rPr>
+            </w:pPr>
+            <w:r>
+              <w:rPr>
+                <w:rFonts w:ascii="Times New Roman" w:hAnsi="Times New Roman" w:cs="Times New Roman"/>
+                <w:i/>
+                <w:sz w:val="24"/>
+                <w:szCs w:val="24"/>
+                <w:lang w:val="es-CO"/>
+              </w:rPr>
+              <w:t>Real</w:t>
+            </w:r>
+          </w:p>
+        </w:tc>
+      </w:tr>
+      <w:tr>
+        <w:trPr>
+          <w:trHeight w:val="238"/>
+        </w:trPr>
+        <w:tc>
+          <w:tcPr>
+            <w:tcW w:w="3653" w:type="dxa"/>
+            <w:tcBorders>
+              <w:bottom w:val="single" w:sz="4" w:space="0" w:color="auto"/>
+            </w:tcBorders>
+          </w:tcPr>
+          <w:p>
+            <w:pPr>
+              <w:spacing w:line="360" w:lineRule="auto"/>
+              <w:rPr>
+                <w:rFonts w:ascii="Times New Roman" w:hAnsi="Times New Roman" w:cs="Times New Roman"/>
+                <w:i/>
+                <w:sz w:val="24"/>
+                <w:szCs w:val="24"/>
+                <w:lang w:val="es-CO"/>
+              </w:rPr>
+            </w:pPr>
+            <w:r>
+              <w:rPr>
+                <w:rFonts w:ascii="Times New Roman" w:hAnsi="Times New Roman" w:cs="Times New Roman"/>
+                <w:i/>
+                <w:sz w:val="24"/>
+                <w:szCs w:val="24"/>
+                <w:lang w:val="es-CO"/>
+              </w:rPr>
+              <w:t xml:space="preserve">Valor numérico del colesterol </w:t>
+            </w:r>
+            <w:proofErr w:type="spellStart"/>
+            <w:r>
+              <w:rPr>
+                <w:rFonts w:ascii="Times New Roman" w:hAnsi="Times New Roman" w:cs="Times New Roman"/>
+                <w:i/>
+                <w:sz w:val="24"/>
+                <w:szCs w:val="24"/>
+                <w:lang w:val="es-CO"/>
+              </w:rPr>
+              <w:t>hdl</w:t>
+            </w:r>
+            <w:proofErr w:type="spellEnd"/>
+          </w:p>
+        </w:tc>
+        <w:tc>
+          <w:tcPr>
+            <w:tcW w:w="2163" w:type="dxa"/>
+            <w:tcBorders>
+              <w:bottom w:val="single" w:sz="4" w:space="0" w:color="auto"/>
+            </w:tcBorders>
+          </w:tcPr>
+          <w:p>
+            <w:pPr>
+              <w:spacing w:line="360" w:lineRule="auto"/>
+              <w:rPr>
+                <w:rFonts w:ascii="Times New Roman" w:hAnsi="Times New Roman" w:cs="Times New Roman"/>
+                <w:i/>
+                <w:sz w:val="24"/>
+                <w:szCs w:val="24"/>
+                <w:lang w:val="es-CO"/>
+              </w:rPr>
+            </w:pPr>
+            <w:proofErr w:type="spellStart"/>
+            <w:r>
+              <w:rPr>
+                <w:rFonts w:ascii="Times New Roman" w:hAnsi="Times New Roman" w:cs="Times New Roman"/>
+                <w:i/>
+                <w:sz w:val="24"/>
+                <w:szCs w:val="24"/>
+                <w:lang w:val="es-CO"/>
+              </w:rPr>
+              <w:t>colHDL</w:t>
+            </w:r>
+            <w:proofErr w:type="spellEnd"/>
+          </w:p>
+        </w:tc>
+        <w:tc>
+          <w:tcPr>
+            <w:tcW w:w="3444" w:type="dxa"/>
+            <w:tcBorders>
+              <w:bottom w:val="single" w:sz="4" w:space="0" w:color="auto"/>
+            </w:tcBorders>
+          </w:tcPr>
+          <w:p>
+            <w:pPr>
+              <w:spacing w:line="360" w:lineRule="auto"/>
+              <w:rPr>
+                <w:rFonts w:ascii="Times New Roman" w:hAnsi="Times New Roman" w:cs="Times New Roman"/>
+                <w:i/>
+                <w:sz w:val="24"/>
+                <w:szCs w:val="24"/>
+                <w:lang w:val="es-CO"/>
+              </w:rPr>
+            </w:pPr>
+            <w:r>
+              <w:rPr>
+                <w:rFonts w:ascii="Times New Roman" w:hAnsi="Times New Roman" w:cs="Times New Roman"/>
+                <w:i/>
+                <w:sz w:val="24"/>
+                <w:szCs w:val="24"/>
+                <w:lang w:val="es-CO"/>
+              </w:rPr>
+              <w:t>Real</w:t>
+            </w:r>
+          </w:p>
+        </w:tc>
+      </w:tr>
+      <w:tr>
+        <w:trPr>
+          <w:trHeight w:val="238"/>
+        </w:trPr>
+        <w:tc>
+          <w:tcPr>
+            <w:tcW w:w="3653" w:type="dxa"/>
+            <w:tcBorders>
+              <w:bottom w:val="single" w:sz="4" w:space="0" w:color="auto"/>
+            </w:tcBorders>
+          </w:tcPr>
+          <w:p>
+            <w:pPr>
+              <w:spacing w:line="360" w:lineRule="auto"/>
+              <w:rPr>
+                <w:rFonts w:ascii="Times New Roman" w:hAnsi="Times New Roman" w:cs="Times New Roman"/>
+                <w:i/>
+                <w:sz w:val="24"/>
+                <w:szCs w:val="24"/>
+                <w:lang w:val="es-CO"/>
+              </w:rPr>
+            </w:pPr>
+            <w:r>
+              <w:rPr>
+                <w:rFonts w:ascii="Times New Roman" w:hAnsi="Times New Roman" w:cs="Times New Roman"/>
+                <w:i/>
+                <w:sz w:val="24"/>
+                <w:szCs w:val="24"/>
+                <w:lang w:val="es-CO"/>
+              </w:rPr>
+              <w:t>Valor numérico de</w:t>
+            </w:r>
+            <w:r>
+              <w:rPr>
+                <w:rFonts w:ascii="Times New Roman" w:hAnsi="Times New Roman" w:cs="Times New Roman"/>
+                <w:i/>
+                <w:sz w:val="24"/>
+                <w:szCs w:val="24"/>
+                <w:lang w:val="es-CO"/>
+              </w:rPr>
+              <w:t xml:space="preserve"> los triglicéridos</w:t>
+            </w:r>
+          </w:p>
+        </w:tc>
+        <w:tc>
+          <w:tcPr>
+            <w:tcW w:w="2163" w:type="dxa"/>
+            <w:tcBorders>
+              <w:bottom w:val="single" w:sz="4" w:space="0" w:color="auto"/>
+            </w:tcBorders>
+          </w:tcPr>
+          <w:p>
+            <w:pPr>
+              <w:spacing w:line="360" w:lineRule="auto"/>
+              <w:rPr>
+                <w:rFonts w:ascii="Times New Roman" w:hAnsi="Times New Roman" w:cs="Times New Roman"/>
+                <w:i/>
+                <w:sz w:val="24"/>
+                <w:szCs w:val="24"/>
+                <w:lang w:val="es-CO"/>
+              </w:rPr>
+            </w:pPr>
+            <w:r>
+              <w:rPr>
+                <w:rFonts w:ascii="Times New Roman" w:hAnsi="Times New Roman" w:cs="Times New Roman"/>
+                <w:i/>
+                <w:sz w:val="24"/>
+                <w:szCs w:val="24"/>
+                <w:lang w:val="es-CO"/>
+              </w:rPr>
+              <w:t>tri</w:t>
+            </w:r>
+          </w:p>
+        </w:tc>
+        <w:tc>
+          <w:tcPr>
+            <w:tcW w:w="3444" w:type="dxa"/>
+            <w:tcBorders>
+              <w:bottom w:val="single" w:sz="4" w:space="0" w:color="auto"/>
+            </w:tcBorders>
+          </w:tcPr>
+          <w:p>
+            <w:pPr>
+              <w:spacing w:line="360" w:lineRule="auto"/>
+              <w:rPr>
+                <w:rFonts w:ascii="Times New Roman" w:hAnsi="Times New Roman" w:cs="Times New Roman"/>
+                <w:i/>
+                <w:sz w:val="24"/>
+                <w:szCs w:val="24"/>
+                <w:lang w:val="es-CO"/>
+              </w:rPr>
+            </w:pPr>
+            <w:r>
+              <w:rPr>
+                <w:rFonts w:ascii="Times New Roman" w:hAnsi="Times New Roman" w:cs="Times New Roman"/>
+                <w:i/>
+                <w:sz w:val="24"/>
+                <w:szCs w:val="24"/>
+                <w:lang w:val="es-CO"/>
+              </w:rPr>
+              <w:t>Real</w:t>
+            </w:r>
           </w:p>
         </w:tc>
       </w:tr>
@@ -434,6 +704,7 @@
                 <w:i/>
                 <w:sz w:val="24"/>
                 <w:szCs w:val="24"/>
+                <w:lang w:val="es-CO"/>
               </w:rPr>
             </w:pPr>
             <w:r>
@@ -442,9 +713,9 @@
                 <w:b/>
                 <w:bCs/>
                 <w:i/>
-                <w:noProof/>
-                <w:sz w:val="24"/>
-                <w:szCs w:val="24"/>
+                <w:sz w:val="24"/>
+                <w:szCs w:val="24"/>
+                <w:lang w:val="es-CO"/>
               </w:rPr>
               <mc:AlternateContent>
                 <mc:Choice Requires="wps">
@@ -531,6 +802,7 @@
                 <w:i/>
                 <w:sz w:val="24"/>
                 <w:szCs w:val="24"/>
+                <w:lang w:val="es-CO"/>
               </w:rPr>
               <w:tab/>
             </w:r>
@@ -561,7 +833,7 @@
                 <w:i/>
                 <w:sz w:val="24"/>
                 <w:szCs w:val="24"/>
-                <w:lang w:val="es-ES"/>
+                <w:lang w:val="es-CO"/>
               </w:rPr>
             </w:pPr>
             <w:r>
@@ -572,7 +844,7 @@
                 <w:i/>
                 <w:sz w:val="24"/>
                 <w:szCs w:val="24"/>
-                <w:lang w:val="es-ES"/>
+                <w:lang w:val="es-CO"/>
               </w:rPr>
               <w:t>Proceso</w:t>
             </w:r>
@@ -601,9 +873,29 @@
                 <w:i/>
                 <w:sz w:val="24"/>
                 <w:szCs w:val="24"/>
-                <w:lang w:val="es-ES"/>
-              </w:rPr>
-            </w:pPr>
+                <w:lang w:val="es-CO"/>
+              </w:rPr>
+            </w:pPr>
+            <w:r>
+              <w:rPr>
+                <w:rFonts w:ascii="Times New Roman" w:hAnsi="Times New Roman" w:cs="Times New Roman"/>
+                <w:i/>
+                <w:sz w:val="24"/>
+                <w:szCs w:val="24"/>
+                <w:lang w:val="es-CO"/>
+              </w:rPr>
+              <w:t xml:space="preserve">Se hacen 3 funciones, cada una compara el valor numérico de la variable a analizar con los rangos bajo, normal, optimo, intermedio alto, alto o </w:t>
+            </w:r>
+            <w:r>
+              <w:rPr>
+                <w:rFonts w:ascii="Times New Roman" w:hAnsi="Times New Roman" w:cs="Times New Roman"/>
+                <w:i/>
+                <w:sz w:val="24"/>
+                <w:szCs w:val="24"/>
+                <w:lang w:val="es-CO"/>
+              </w:rPr>
+              <w:t>muy alto según corresponda y devuelve el nombre del rango en que se encuentra el valor numérico.</w:t>
+            </w:r>
           </w:p>
         </w:tc>
       </w:tr>
@@ -629,19 +921,19 @@
                 <w:i/>
                 <w:sz w:val="24"/>
                 <w:szCs w:val="24"/>
-                <w:lang w:val="es-ES"/>
-              </w:rPr>
-            </w:pPr>
-          </w:p>
-          <w:p>
-            <w:pPr>
-              <w:spacing w:line="360" w:lineRule="auto"/>
-              <w:rPr>
-                <w:rFonts w:ascii="Times New Roman" w:hAnsi="Times New Roman" w:cs="Times New Roman"/>
-                <w:i/>
-                <w:sz w:val="24"/>
-                <w:szCs w:val="24"/>
-                <w:lang w:val="es-ES"/>
+                <w:lang w:val="es-CO"/>
+              </w:rPr>
+            </w:pPr>
+          </w:p>
+          <w:p>
+            <w:pPr>
+              <w:spacing w:line="360" w:lineRule="auto"/>
+              <w:rPr>
+                <w:rFonts w:ascii="Times New Roman" w:hAnsi="Times New Roman" w:cs="Times New Roman"/>
+                <w:i/>
+                <w:sz w:val="24"/>
+                <w:szCs w:val="24"/>
+                <w:lang w:val="es-CO"/>
               </w:rPr>
             </w:pPr>
           </w:p>
@@ -664,16 +956,16 @@
                 <w:i/>
                 <w:sz w:val="24"/>
                 <w:szCs w:val="24"/>
-                <w:lang w:val="es-ES"/>
-              </w:rPr>
-            </w:pPr>
-            <w:r>
-              <w:rPr>
-                <w:rFonts w:ascii="Times New Roman" w:hAnsi="Times New Roman" w:cs="Times New Roman"/>
-                <w:i/>
-                <w:noProof/>
-                <w:sz w:val="24"/>
-                <w:szCs w:val="24"/>
+                <w:lang w:val="es-CO"/>
+              </w:rPr>
+            </w:pPr>
+            <w:r>
+              <w:rPr>
+                <w:rFonts w:ascii="Times New Roman" w:hAnsi="Times New Roman" w:cs="Times New Roman"/>
+                <w:i/>
+                <w:sz w:val="24"/>
+                <w:szCs w:val="24"/>
+                <w:lang w:val="es-CO"/>
               </w:rPr>
               <mc:AlternateContent>
                 <mc:Choice Requires="wps">
@@ -756,7 +1048,7 @@
                 <w:i/>
                 <w:sz w:val="24"/>
                 <w:szCs w:val="24"/>
-                <w:lang w:val="es-ES"/>
+                <w:lang w:val="es-CO"/>
               </w:rPr>
             </w:pPr>
           </w:p>
@@ -779,7 +1071,7 @@
               <w:rPr>
                 <w:rFonts w:ascii="Times New Roman" w:hAnsi="Times New Roman" w:cs="Times New Roman"/>
                 <w:i/>
-                <w:lang w:val="es-ES"/>
+                <w:lang w:val="es-CO"/>
               </w:rPr>
             </w:pPr>
           </w:p>
@@ -800,6 +1092,7 @@
                 <w:b/>
                 <w:bCs/>
                 <w:i/>
+                <w:lang w:val="es-CO"/>
               </w:rPr>
             </w:pPr>
             <w:r>
@@ -808,20 +1101,10 @@
                 <w:b/>
                 <w:bCs/>
                 <w:i/>
-              </w:rPr>
-              <w:t xml:space="preserve">Datos de </w:t>
-            </w:r>
-            <w:proofErr w:type="spellStart"/>
-            <w:r>
-              <w:rPr>
-                <w:rFonts w:ascii="Times New Roman" w:hAnsi="Times New Roman" w:cs="Times New Roman"/>
-                <w:b/>
-                <w:bCs/>
-                <w:i/>
-              </w:rPr>
-              <w:t>salida</w:t>
-            </w:r>
-            <w:proofErr w:type="spellEnd"/>
+                <w:lang w:val="es-CO"/>
+              </w:rPr>
+              <w:t>Datos de salida</w:t>
+            </w:r>
           </w:p>
         </w:tc>
         <w:tc>
@@ -837,7 +1120,7 @@
               <w:rPr>
                 <w:rFonts w:ascii="Times New Roman" w:hAnsi="Times New Roman" w:cs="Times New Roman"/>
                 <w:i/>
-                <w:lang w:val="es-ES"/>
+                <w:lang w:val="es-CO"/>
               </w:rPr>
             </w:pPr>
           </w:p>
@@ -857,172 +1140,65 @@
                 <w:rFonts w:ascii="Times New Roman" w:hAnsi="Times New Roman" w:cs="Times New Roman"/>
                 <w:bCs/>
                 <w:i/>
-                <w:lang w:val="es-ES"/>
-              </w:rPr>
-            </w:pPr>
-            <w:proofErr w:type="spellStart"/>
+                <w:lang w:val="es-CO"/>
+              </w:rPr>
+            </w:pPr>
             <w:r>
               <w:rPr>
                 <w:rFonts w:ascii="Times New Roman" w:hAnsi="Times New Roman" w:cs="Times New Roman"/>
                 <w:bCs/>
                 <w:i/>
-              </w:rPr>
-              <w:t>Descripción</w:t>
-            </w:r>
-            <w:proofErr w:type="spellEnd"/>
-            <w:r>
+                <w:lang w:val="es-CO"/>
+              </w:rPr>
+              <w:t>Descripción de la información que va a calcular o mostrar</w:t>
+            </w:r>
+          </w:p>
+        </w:tc>
+        <w:tc>
+          <w:tcPr>
+            <w:tcW w:w="2163" w:type="dxa"/>
+          </w:tcPr>
+          <w:p>
+            <w:pPr>
               <w:rPr>
                 <w:rFonts w:ascii="Times New Roman" w:hAnsi="Times New Roman" w:cs="Times New Roman"/>
                 <w:bCs/>
                 <w:i/>
-              </w:rPr>
-              <w:t xml:space="preserve"> de la </w:t>
-            </w:r>
-            <w:proofErr w:type="spellStart"/>
+                <w:lang w:val="es-CO"/>
+              </w:rPr>
+            </w:pPr>
             <w:r>
               <w:rPr>
                 <w:rFonts w:ascii="Times New Roman" w:hAnsi="Times New Roman" w:cs="Times New Roman"/>
                 <w:bCs/>
                 <w:i/>
-              </w:rPr>
-              <w:t>información</w:t>
-            </w:r>
-            <w:proofErr w:type="spellEnd"/>
-            <w:r>
+                <w:lang w:val="es-CO"/>
+              </w:rPr>
+              <w:t>Nombre de la variable</w:t>
+            </w:r>
+          </w:p>
+        </w:tc>
+        <w:tc>
+          <w:tcPr>
+            <w:tcW w:w="3444" w:type="dxa"/>
+          </w:tcPr>
+          <w:p>
+            <w:pPr>
               <w:rPr>
                 <w:rFonts w:ascii="Times New Roman" w:hAnsi="Times New Roman" w:cs="Times New Roman"/>
                 <w:bCs/>
                 <w:i/>
-              </w:rPr>
-              <w:t xml:space="preserve"> </w:t>
-            </w:r>
-            <w:proofErr w:type="spellStart"/>
+                <w:lang w:val="es-CO"/>
+              </w:rPr>
+            </w:pPr>
             <w:r>
               <w:rPr>
                 <w:rFonts w:ascii="Times New Roman" w:hAnsi="Times New Roman" w:cs="Times New Roman"/>
                 <w:bCs/>
                 <w:i/>
-              </w:rPr>
-              <w:t>que</w:t>
-            </w:r>
-            <w:proofErr w:type="spellEnd"/>
-            <w:r>
-              <w:rPr>
-                <w:rFonts w:ascii="Times New Roman" w:hAnsi="Times New Roman" w:cs="Times New Roman"/>
-                <w:bCs/>
-                <w:i/>
-              </w:rPr>
-              <w:t xml:space="preserve"> </w:t>
-            </w:r>
-            <w:proofErr w:type="spellStart"/>
-            <w:r>
-              <w:rPr>
-                <w:rFonts w:ascii="Times New Roman" w:hAnsi="Times New Roman" w:cs="Times New Roman"/>
-                <w:bCs/>
-                <w:i/>
-              </w:rPr>
-              <w:t>va</w:t>
-            </w:r>
-            <w:proofErr w:type="spellEnd"/>
-            <w:r>
-              <w:rPr>
-                <w:rFonts w:ascii="Times New Roman" w:hAnsi="Times New Roman" w:cs="Times New Roman"/>
-                <w:bCs/>
-                <w:i/>
-              </w:rPr>
-              <w:t xml:space="preserve"> a </w:t>
-            </w:r>
-            <w:proofErr w:type="spellStart"/>
-            <w:r>
-              <w:rPr>
-                <w:rFonts w:ascii="Times New Roman" w:hAnsi="Times New Roman" w:cs="Times New Roman"/>
-                <w:bCs/>
-                <w:i/>
-              </w:rPr>
-              <w:t>calcular</w:t>
-            </w:r>
-            <w:proofErr w:type="spellEnd"/>
-            <w:r>
-              <w:rPr>
-                <w:rFonts w:ascii="Times New Roman" w:hAnsi="Times New Roman" w:cs="Times New Roman"/>
-                <w:bCs/>
-                <w:i/>
-              </w:rPr>
-              <w:t xml:space="preserve"> o </w:t>
-            </w:r>
-            <w:proofErr w:type="spellStart"/>
-            <w:r>
-              <w:rPr>
-                <w:rFonts w:ascii="Times New Roman" w:hAnsi="Times New Roman" w:cs="Times New Roman"/>
-                <w:bCs/>
-                <w:i/>
-              </w:rPr>
-              <w:t>mostrar</w:t>
-            </w:r>
-            <w:proofErr w:type="spellEnd"/>
-          </w:p>
-        </w:tc>
-        <w:tc>
-          <w:tcPr>
-            <w:tcW w:w="2163" w:type="dxa"/>
-          </w:tcPr>
-          <w:p>
-            <w:pPr>
-              <w:rPr>
-                <w:rFonts w:ascii="Times New Roman" w:hAnsi="Times New Roman" w:cs="Times New Roman"/>
-                <w:bCs/>
-                <w:i/>
-                <w:lang w:val="es-ES"/>
-              </w:rPr>
-            </w:pPr>
-            <w:r>
-              <w:rPr>
-                <w:rFonts w:ascii="Times New Roman" w:hAnsi="Times New Roman" w:cs="Times New Roman"/>
-                <w:bCs/>
-                <w:i/>
-              </w:rPr>
-              <w:t>Nombre de la variable</w:t>
-            </w:r>
-          </w:p>
-        </w:tc>
-        <w:tc>
-          <w:tcPr>
-            <w:tcW w:w="3444" w:type="dxa"/>
-          </w:tcPr>
-          <w:p>
-            <w:pPr>
-              <w:rPr>
-                <w:rFonts w:ascii="Times New Roman" w:hAnsi="Times New Roman" w:cs="Times New Roman"/>
-                <w:bCs/>
-                <w:i/>
-                <w:lang w:val="es-ES"/>
-              </w:rPr>
-            </w:pPr>
-            <w:r>
-              <w:rPr>
-                <w:rFonts w:ascii="Times New Roman" w:hAnsi="Times New Roman" w:cs="Times New Roman"/>
-                <w:bCs/>
-                <w:i/>
-              </w:rPr>
-              <w:t xml:space="preserve">Tipo de </w:t>
-            </w:r>
-            <w:proofErr w:type="spellStart"/>
-            <w:r>
-              <w:rPr>
-                <w:rFonts w:ascii="Times New Roman" w:hAnsi="Times New Roman" w:cs="Times New Roman"/>
-                <w:bCs/>
-                <w:i/>
-              </w:rPr>
-              <w:t>datos</w:t>
-            </w:r>
-            <w:proofErr w:type="spellEnd"/>
-            <w:r>
-              <w:rPr>
-                <w:rFonts w:ascii="Times New Roman" w:hAnsi="Times New Roman" w:cs="Times New Roman"/>
-                <w:bCs/>
-                <w:i/>
-              </w:rPr>
-              <w:t xml:space="preserve"> de la variable</w:t>
+                <w:lang w:val="es-CO"/>
+              </w:rPr>
+              <w:t>Tipo de datos de la variable</w:t>
             </w:r>
           </w:p>
         </w:tc>
@@ -1041,9 +1217,17 @@
               <w:rPr>
                 <w:rFonts w:ascii="Times New Roman" w:hAnsi="Times New Roman" w:cs="Times New Roman"/>
                 <w:i/>
-                <w:lang w:val="es-ES"/>
-              </w:rPr>
-            </w:pPr>
+                <w:lang w:val="es-CO"/>
+              </w:rPr>
+            </w:pPr>
+            <w:r>
+              <w:rPr>
+                <w:rFonts w:ascii="Times New Roman" w:hAnsi="Times New Roman" w:cs="Times New Roman"/>
+                <w:i/>
+                <w:lang w:val="es-CO"/>
+              </w:rPr>
+              <w:t>Mensaje informativo con el nombre</w:t>
+            </w:r>
           </w:p>
         </w:tc>
         <w:tc>
@@ -1056,9 +1240,17 @@
               <w:rPr>
                 <w:rFonts w:ascii="Times New Roman" w:hAnsi="Times New Roman" w:cs="Times New Roman"/>
                 <w:i/>
-                <w:lang w:val="es-ES"/>
-              </w:rPr>
-            </w:pPr>
+                <w:lang w:val="es-CO"/>
+              </w:rPr>
+            </w:pPr>
+            <w:r>
+              <w:rPr>
+                <w:rFonts w:ascii="Times New Roman" w:hAnsi="Times New Roman" w:cs="Times New Roman"/>
+                <w:i/>
+                <w:lang w:val="es-CO"/>
+              </w:rPr>
+              <w:t>nombre</w:t>
+            </w:r>
           </w:p>
         </w:tc>
         <w:tc>
@@ -1071,32 +1263,2173 @@
               <w:rPr>
                 <w:rFonts w:ascii="Times New Roman" w:hAnsi="Times New Roman" w:cs="Times New Roman"/>
                 <w:i/>
-                <w:lang w:val="es-ES"/>
-              </w:rPr>
-            </w:pPr>
+                <w:lang w:val="es-CO"/>
+              </w:rPr>
+            </w:pPr>
+            <w:r>
+              <w:rPr>
+                <w:rFonts w:ascii="Times New Roman" w:hAnsi="Times New Roman" w:cs="Times New Roman"/>
+                <w:i/>
+                <w:lang w:val="es-CO"/>
+              </w:rPr>
+              <w:t>Carácter</w:t>
+            </w:r>
+          </w:p>
+        </w:tc>
+      </w:tr>
+      <w:tr>
+        <w:trPr>
+          <w:trHeight w:val="133"/>
+        </w:trPr>
+        <w:tc>
+          <w:tcPr>
+            <w:tcW w:w="3653" w:type="dxa"/>
+          </w:tcPr>
+          <w:p>
+            <w:pPr>
+              <w:spacing w:line="360" w:lineRule="auto"/>
+              <w:rPr>
+                <w:rFonts w:ascii="Times New Roman" w:hAnsi="Times New Roman" w:cs="Times New Roman"/>
+                <w:i/>
+                <w:lang w:val="es-CO"/>
+              </w:rPr>
+            </w:pPr>
+            <w:r>
+              <w:rPr>
+                <w:rFonts w:ascii="Times New Roman" w:hAnsi="Times New Roman" w:cs="Times New Roman"/>
+                <w:i/>
+                <w:lang w:val="es-CO"/>
+              </w:rPr>
+              <w:t>Mensaje con el rango en que se encuentra el colesterol total</w:t>
+            </w:r>
+          </w:p>
+        </w:tc>
+        <w:tc>
+          <w:tcPr>
+            <w:tcW w:w="2163" w:type="dxa"/>
+          </w:tcPr>
+          <w:p>
+            <w:pPr>
+              <w:spacing w:line="360" w:lineRule="auto"/>
+              <w:rPr>
+                <w:rFonts w:ascii="Times New Roman" w:hAnsi="Times New Roman" w:cs="Times New Roman"/>
+                <w:i/>
+                <w:lang w:val="es-CO"/>
+              </w:rPr>
+            </w:pPr>
+            <w:r>
+              <w:rPr>
+                <w:rFonts w:ascii="Times New Roman" w:hAnsi="Times New Roman" w:cs="Times New Roman"/>
+                <w:i/>
+                <w:lang w:val="es-CO"/>
+              </w:rPr>
+              <w:t>No se utiliza</w:t>
+            </w:r>
+          </w:p>
+        </w:tc>
+        <w:tc>
+          <w:tcPr>
+            <w:tcW w:w="3444" w:type="dxa"/>
+          </w:tcPr>
+          <w:p>
+            <w:pPr>
+              <w:spacing w:line="360" w:lineRule="auto"/>
+              <w:rPr>
+                <w:rFonts w:ascii="Times New Roman" w:hAnsi="Times New Roman" w:cs="Times New Roman"/>
+                <w:i/>
+                <w:lang w:val="es-CO"/>
+              </w:rPr>
+            </w:pPr>
+            <w:r>
+              <w:rPr>
+                <w:rFonts w:ascii="Times New Roman" w:hAnsi="Times New Roman" w:cs="Times New Roman"/>
+                <w:i/>
+                <w:lang w:val="es-CO"/>
+              </w:rPr>
+              <w:t>No aplica</w:t>
+            </w:r>
+          </w:p>
+        </w:tc>
+      </w:tr>
+      <w:tr>
+        <w:trPr>
+          <w:trHeight w:val="133"/>
+        </w:trPr>
+        <w:tc>
+          <w:tcPr>
+            <w:tcW w:w="3653" w:type="dxa"/>
+          </w:tcPr>
+          <w:p>
+            <w:pPr>
+              <w:spacing w:line="360" w:lineRule="auto"/>
+              <w:rPr>
+                <w:rFonts w:ascii="Times New Roman" w:hAnsi="Times New Roman" w:cs="Times New Roman"/>
+                <w:i/>
+                <w:lang w:val="es-CO"/>
+              </w:rPr>
+            </w:pPr>
+            <w:r>
+              <w:rPr>
+                <w:rFonts w:ascii="Times New Roman" w:hAnsi="Times New Roman" w:cs="Times New Roman"/>
+                <w:i/>
+                <w:lang w:val="es-CO"/>
+              </w:rPr>
+              <w:t xml:space="preserve">Mensaje con el rango en que se encuentra el colesterol </w:t>
+            </w:r>
+            <w:proofErr w:type="spellStart"/>
+            <w:r>
+              <w:rPr>
+                <w:rFonts w:ascii="Times New Roman" w:hAnsi="Times New Roman" w:cs="Times New Roman"/>
+                <w:i/>
+                <w:lang w:val="es-CO"/>
+              </w:rPr>
+              <w:t>hdl</w:t>
+            </w:r>
+            <w:proofErr w:type="spellEnd"/>
+          </w:p>
+        </w:tc>
+        <w:tc>
+          <w:tcPr>
+            <w:tcW w:w="2163" w:type="dxa"/>
+          </w:tcPr>
+          <w:p>
+            <w:pPr>
+              <w:spacing w:line="360" w:lineRule="auto"/>
+              <w:rPr>
+                <w:rFonts w:ascii="Times New Roman" w:hAnsi="Times New Roman" w:cs="Times New Roman"/>
+                <w:i/>
+                <w:lang w:val="es-CO"/>
+              </w:rPr>
+            </w:pPr>
+            <w:r>
+              <w:rPr>
+                <w:rFonts w:ascii="Times New Roman" w:hAnsi="Times New Roman" w:cs="Times New Roman"/>
+                <w:i/>
+                <w:lang w:val="es-CO"/>
+              </w:rPr>
+              <w:t>No se utiliza</w:t>
+            </w:r>
+          </w:p>
+        </w:tc>
+        <w:tc>
+          <w:tcPr>
+            <w:tcW w:w="3444" w:type="dxa"/>
+          </w:tcPr>
+          <w:p>
+            <w:pPr>
+              <w:spacing w:line="360" w:lineRule="auto"/>
+              <w:rPr>
+                <w:rFonts w:ascii="Times New Roman" w:hAnsi="Times New Roman" w:cs="Times New Roman"/>
+                <w:i/>
+                <w:lang w:val="es-CO"/>
+              </w:rPr>
+            </w:pPr>
+            <w:r>
+              <w:rPr>
+                <w:rFonts w:ascii="Times New Roman" w:hAnsi="Times New Roman" w:cs="Times New Roman"/>
+                <w:i/>
+                <w:lang w:val="es-CO"/>
+              </w:rPr>
+              <w:t>No aplica</w:t>
+            </w:r>
+          </w:p>
+        </w:tc>
+      </w:tr>
+      <w:tr>
+        <w:trPr>
+          <w:trHeight w:val="133"/>
+        </w:trPr>
+        <w:tc>
+          <w:tcPr>
+            <w:tcW w:w="3653" w:type="dxa"/>
+          </w:tcPr>
+          <w:p>
+            <w:pPr>
+              <w:spacing w:line="360" w:lineRule="auto"/>
+              <w:rPr>
+                <w:rFonts w:ascii="Times New Roman" w:hAnsi="Times New Roman" w:cs="Times New Roman"/>
+                <w:i/>
+                <w:lang w:val="es-CO"/>
+              </w:rPr>
+            </w:pPr>
+            <w:r>
+              <w:rPr>
+                <w:rFonts w:ascii="Times New Roman" w:hAnsi="Times New Roman" w:cs="Times New Roman"/>
+                <w:i/>
+                <w:lang w:val="es-CO"/>
+              </w:rPr>
+              <w:t>Mensaje con el rango en que se encuentra</w:t>
+            </w:r>
+            <w:r>
+              <w:rPr>
+                <w:rFonts w:ascii="Times New Roman" w:hAnsi="Times New Roman" w:cs="Times New Roman"/>
+                <w:i/>
+                <w:lang w:val="es-CO"/>
+              </w:rPr>
+              <w:t>n los triglicéridos</w:t>
+            </w:r>
+          </w:p>
+        </w:tc>
+        <w:tc>
+          <w:tcPr>
+            <w:tcW w:w="2163" w:type="dxa"/>
+          </w:tcPr>
+          <w:p>
+            <w:pPr>
+              <w:spacing w:line="360" w:lineRule="auto"/>
+              <w:rPr>
+                <w:rFonts w:ascii="Times New Roman" w:hAnsi="Times New Roman" w:cs="Times New Roman"/>
+                <w:i/>
+                <w:lang w:val="es-CO"/>
+              </w:rPr>
+            </w:pPr>
+            <w:r>
+              <w:rPr>
+                <w:rFonts w:ascii="Times New Roman" w:hAnsi="Times New Roman" w:cs="Times New Roman"/>
+                <w:i/>
+                <w:lang w:val="es-CO"/>
+              </w:rPr>
+              <w:t>No se utiliza</w:t>
+            </w:r>
+          </w:p>
+        </w:tc>
+        <w:tc>
+          <w:tcPr>
+            <w:tcW w:w="3444" w:type="dxa"/>
+          </w:tcPr>
+          <w:p>
+            <w:pPr>
+              <w:spacing w:line="360" w:lineRule="auto"/>
+              <w:rPr>
+                <w:rFonts w:ascii="Times New Roman" w:hAnsi="Times New Roman" w:cs="Times New Roman"/>
+                <w:i/>
+                <w:lang w:val="es-CO"/>
+              </w:rPr>
+            </w:pPr>
+            <w:r>
+              <w:rPr>
+                <w:rFonts w:ascii="Times New Roman" w:hAnsi="Times New Roman" w:cs="Times New Roman"/>
+                <w:i/>
+                <w:lang w:val="es-CO"/>
+              </w:rPr>
+              <w:t>No aplica</w:t>
+            </w:r>
           </w:p>
         </w:tc>
       </w:tr>
     </w:tbl>
     <w:p>
       <w:r>
-        <w:t xml:space="preserve">Diagrama entrada proceso y salida del método </w:t>
-      </w:r>
-      <w:proofErr w:type="gramStart"/>
-      <w:r>
-        <w:t>Empl</w:t>
+        <w:t xml:space="preserve">Diagrama entrada proceso y salida del </w:t>
       </w:r>
       <w:r>
-        <w:t>e</w:t>
+        <w:t>programa NivelesColesterol.py</w:t>
+      </w:r>
+    </w:p>
+    <w:p>
+      <w:r>
+        <w:br w:type="page"/>
+      </w:r>
+    </w:p>
+    <w:p>
+      <w:r>
+        <w:lastRenderedPageBreak/>
+        <w:t xml:space="preserve">Diagrama entrada proceso y salida del programa </w:t>
       </w:r>
       <w:r>
-        <w:t>ado(</w:t>
+        <w:t>ProduccionLeche</w:t>
       </w:r>
-      <w:proofErr w:type="gramEnd"/>
       <w:r>
-        <w:t>)</w:t>
+        <w:t>.py</w:t>
       </w:r>
     </w:p>
+    <w:tbl>
+      <w:tblPr>
+        <w:tblStyle w:val="Tablaconcuadrcula"/>
+        <w:tblpPr w:leftFromText="141" w:rightFromText="141" w:horzAnchor="margin" w:tblpY="1065"/>
+        <w:tblW w:w="9260" w:type="dxa"/>
+        <w:tblLook w:val="04A0" w:firstRow="1" w:lastRow="0" w:firstColumn="1" w:lastColumn="0" w:noHBand="0" w:noVBand="1"/>
+      </w:tblPr>
+      <w:tblGrid>
+        <w:gridCol w:w="3535"/>
+        <w:gridCol w:w="2403"/>
+        <w:gridCol w:w="3322"/>
+      </w:tblGrid>
+      <w:tr>
+        <w:trPr>
+          <w:trHeight w:val="131"/>
+        </w:trPr>
+        <w:tc>
+          <w:tcPr>
+            <w:tcW w:w="3535" w:type="dxa"/>
+          </w:tcPr>
+          <w:p>
+            <w:pPr>
+              <w:spacing w:line="360" w:lineRule="auto"/>
+              <w:rPr>
+                <w:rFonts w:ascii="Times New Roman" w:hAnsi="Times New Roman" w:cs="Times New Roman"/>
+                <w:i/>
+                <w:lang w:val="es-CO"/>
+              </w:rPr>
+            </w:pPr>
+          </w:p>
+        </w:tc>
+        <w:tc>
+          <w:tcPr>
+            <w:tcW w:w="2403" w:type="dxa"/>
+          </w:tcPr>
+          <w:p>
+            <w:pPr>
+              <w:spacing w:line="360" w:lineRule="auto"/>
+              <w:jc w:val="center"/>
+              <w:rPr>
+                <w:rFonts w:ascii="Times New Roman" w:hAnsi="Times New Roman" w:cs="Times New Roman"/>
+                <w:b/>
+                <w:bCs/>
+                <w:i/>
+                <w:lang w:val="es-CO"/>
+              </w:rPr>
+            </w:pPr>
+            <w:r>
+              <w:rPr>
+                <w:rFonts w:ascii="Times New Roman" w:hAnsi="Times New Roman" w:cs="Times New Roman"/>
+                <w:b/>
+                <w:bCs/>
+                <w:i/>
+                <w:lang w:val="es-CO"/>
+              </w:rPr>
+              <w:t>Datos de entrada</w:t>
+            </w:r>
+          </w:p>
+        </w:tc>
+        <w:tc>
+          <w:tcPr>
+            <w:tcW w:w="3322" w:type="dxa"/>
+          </w:tcPr>
+          <w:p>
+            <w:pPr>
+              <w:spacing w:line="360" w:lineRule="auto"/>
+              <w:rPr>
+                <w:rFonts w:ascii="Times New Roman" w:hAnsi="Times New Roman" w:cs="Times New Roman"/>
+                <w:i/>
+                <w:lang w:val="es-CO"/>
+              </w:rPr>
+            </w:pPr>
+          </w:p>
+        </w:tc>
+      </w:tr>
+      <w:tr>
+        <w:trPr>
+          <w:trHeight w:val="493"/>
+        </w:trPr>
+        <w:tc>
+          <w:tcPr>
+            <w:tcW w:w="3535" w:type="dxa"/>
+            <w:tcBorders>
+              <w:bottom w:val="single" w:sz="4" w:space="0" w:color="auto"/>
+            </w:tcBorders>
+          </w:tcPr>
+          <w:p>
+            <w:pPr>
+              <w:rPr>
+                <w:rFonts w:ascii="Times New Roman" w:hAnsi="Times New Roman" w:cs="Times New Roman"/>
+                <w:i/>
+                <w:lang w:val="es-CO"/>
+              </w:rPr>
+            </w:pPr>
+            <w:r>
+              <w:rPr>
+                <w:rFonts w:ascii="Times New Roman" w:hAnsi="Times New Roman" w:cs="Times New Roman"/>
+                <w:bCs/>
+                <w:i/>
+                <w:lang w:val="es-CO"/>
+              </w:rPr>
+              <w:t>Descripción de la información que se debe ingresar o es necesaria para calcular el dato de salida</w:t>
+            </w:r>
+          </w:p>
+        </w:tc>
+        <w:tc>
+          <w:tcPr>
+            <w:tcW w:w="2403" w:type="dxa"/>
+            <w:tcBorders>
+              <w:bottom w:val="single" w:sz="4" w:space="0" w:color="auto"/>
+            </w:tcBorders>
+          </w:tcPr>
+          <w:p>
+            <w:pPr>
+              <w:rPr>
+                <w:rFonts w:ascii="Times New Roman" w:hAnsi="Times New Roman" w:cs="Times New Roman"/>
+                <w:i/>
+                <w:lang w:val="es-CO"/>
+              </w:rPr>
+            </w:pPr>
+            <w:r>
+              <w:rPr>
+                <w:rFonts w:ascii="Times New Roman" w:hAnsi="Times New Roman" w:cs="Times New Roman"/>
+                <w:bCs/>
+                <w:i/>
+                <w:lang w:val="es-CO"/>
+              </w:rPr>
+              <w:t>Nombre de la variable</w:t>
+            </w:r>
+          </w:p>
+        </w:tc>
+        <w:tc>
+          <w:tcPr>
+            <w:tcW w:w="3322" w:type="dxa"/>
+            <w:tcBorders>
+              <w:bottom w:val="single" w:sz="4" w:space="0" w:color="auto"/>
+            </w:tcBorders>
+          </w:tcPr>
+          <w:p>
+            <w:pPr>
+              <w:rPr>
+                <w:rFonts w:ascii="Times New Roman" w:hAnsi="Times New Roman" w:cs="Times New Roman"/>
+                <w:i/>
+                <w:lang w:val="es-CO"/>
+              </w:rPr>
+            </w:pPr>
+            <w:r>
+              <w:rPr>
+                <w:rFonts w:ascii="Times New Roman" w:hAnsi="Times New Roman" w:cs="Times New Roman"/>
+                <w:bCs/>
+                <w:i/>
+                <w:lang w:val="es-CO"/>
+              </w:rPr>
+              <w:t>Tipo de datos de la variable</w:t>
+            </w:r>
+          </w:p>
+        </w:tc>
+      </w:tr>
+      <w:tr>
+        <w:trPr>
+          <w:trHeight w:val="238"/>
+        </w:trPr>
+        <w:tc>
+          <w:tcPr>
+            <w:tcW w:w="3535" w:type="dxa"/>
+            <w:tcBorders>
+              <w:bottom w:val="single" w:sz="4" w:space="0" w:color="auto"/>
+            </w:tcBorders>
+          </w:tcPr>
+          <w:p>
+            <w:pPr>
+              <w:spacing w:line="360" w:lineRule="auto"/>
+              <w:rPr>
+                <w:rFonts w:ascii="Times New Roman" w:hAnsi="Times New Roman" w:cs="Times New Roman"/>
+                <w:i/>
+                <w:lang w:val="es-CO"/>
+              </w:rPr>
+            </w:pPr>
+            <w:r>
+              <w:rPr>
+                <w:rFonts w:ascii="Times New Roman" w:hAnsi="Times New Roman" w:cs="Times New Roman"/>
+                <w:i/>
+                <w:lang w:val="es-CO"/>
+              </w:rPr>
+              <w:t>Valor en cm del ancho del prisma</w:t>
+            </w:r>
+          </w:p>
+        </w:tc>
+        <w:tc>
+          <w:tcPr>
+            <w:tcW w:w="2403" w:type="dxa"/>
+            <w:tcBorders>
+              <w:bottom w:val="single" w:sz="4" w:space="0" w:color="auto"/>
+            </w:tcBorders>
+          </w:tcPr>
+          <w:p>
+            <w:pPr>
+              <w:spacing w:line="360" w:lineRule="auto"/>
+              <w:rPr>
+                <w:rFonts w:ascii="Times New Roman" w:hAnsi="Times New Roman" w:cs="Times New Roman"/>
+                <w:i/>
+                <w:lang w:val="es-CO"/>
+              </w:rPr>
+            </w:pPr>
+            <w:proofErr w:type="spellStart"/>
+            <w:r>
+              <w:rPr>
+                <w:rFonts w:ascii="Times New Roman" w:hAnsi="Times New Roman" w:cs="Times New Roman"/>
+                <w:i/>
+                <w:lang w:val="es-CO"/>
+              </w:rPr>
+              <w:t>anchoPrisma</w:t>
+            </w:r>
+            <w:proofErr w:type="spellEnd"/>
+          </w:p>
+        </w:tc>
+        <w:tc>
+          <w:tcPr>
+            <w:tcW w:w="3322" w:type="dxa"/>
+            <w:tcBorders>
+              <w:bottom w:val="single" w:sz="4" w:space="0" w:color="auto"/>
+            </w:tcBorders>
+          </w:tcPr>
+          <w:p>
+            <w:pPr>
+              <w:spacing w:line="360" w:lineRule="auto"/>
+              <w:rPr>
+                <w:rFonts w:ascii="Times New Roman" w:hAnsi="Times New Roman" w:cs="Times New Roman"/>
+                <w:i/>
+                <w:lang w:val="es-CO"/>
+              </w:rPr>
+            </w:pPr>
+            <w:r>
+              <w:rPr>
+                <w:rFonts w:ascii="Times New Roman" w:hAnsi="Times New Roman" w:cs="Times New Roman"/>
+                <w:i/>
+                <w:lang w:val="es-CO"/>
+              </w:rPr>
+              <w:t>Real</w:t>
+            </w:r>
+          </w:p>
+        </w:tc>
+      </w:tr>
+      <w:tr>
+        <w:trPr>
+          <w:trHeight w:val="238"/>
+        </w:trPr>
+        <w:tc>
+          <w:tcPr>
+            <w:tcW w:w="3535" w:type="dxa"/>
+            <w:tcBorders>
+              <w:bottom w:val="single" w:sz="4" w:space="0" w:color="auto"/>
+            </w:tcBorders>
+          </w:tcPr>
+          <w:p>
+            <w:pPr>
+              <w:spacing w:line="360" w:lineRule="auto"/>
+              <w:rPr>
+                <w:rFonts w:ascii="Times New Roman" w:hAnsi="Times New Roman" w:cs="Times New Roman"/>
+                <w:i/>
+              </w:rPr>
+            </w:pPr>
+            <w:r>
+              <w:rPr>
+                <w:rFonts w:ascii="Times New Roman" w:hAnsi="Times New Roman" w:cs="Times New Roman"/>
+                <w:i/>
+                <w:lang w:val="es-CO"/>
+              </w:rPr>
+              <w:t xml:space="preserve">Valor en cm del </w:t>
+            </w:r>
+            <w:r>
+              <w:rPr>
+                <w:rFonts w:ascii="Times New Roman" w:hAnsi="Times New Roman" w:cs="Times New Roman"/>
+                <w:i/>
+                <w:lang w:val="es-CO"/>
+              </w:rPr>
+              <w:t xml:space="preserve">largo </w:t>
+            </w:r>
+            <w:r>
+              <w:rPr>
+                <w:rFonts w:ascii="Times New Roman" w:hAnsi="Times New Roman" w:cs="Times New Roman"/>
+                <w:i/>
+                <w:lang w:val="es-CO"/>
+              </w:rPr>
+              <w:t>del prisma</w:t>
+            </w:r>
+          </w:p>
+        </w:tc>
+        <w:tc>
+          <w:tcPr>
+            <w:tcW w:w="2403" w:type="dxa"/>
+            <w:tcBorders>
+              <w:bottom w:val="single" w:sz="4" w:space="0" w:color="auto"/>
+            </w:tcBorders>
+          </w:tcPr>
+          <w:p>
+            <w:pPr>
+              <w:spacing w:line="360" w:lineRule="auto"/>
+              <w:rPr>
+                <w:rFonts w:ascii="Times New Roman" w:hAnsi="Times New Roman" w:cs="Times New Roman"/>
+                <w:i/>
+              </w:rPr>
+            </w:pPr>
+            <w:proofErr w:type="spellStart"/>
+            <w:r>
+              <w:rPr>
+                <w:rFonts w:ascii="Times New Roman" w:hAnsi="Times New Roman" w:cs="Times New Roman"/>
+                <w:i/>
+              </w:rPr>
+              <w:t>largoPrisma</w:t>
+            </w:r>
+            <w:proofErr w:type="spellEnd"/>
+          </w:p>
+        </w:tc>
+        <w:tc>
+          <w:tcPr>
+            <w:tcW w:w="3322" w:type="dxa"/>
+            <w:tcBorders>
+              <w:bottom w:val="single" w:sz="4" w:space="0" w:color="auto"/>
+            </w:tcBorders>
+          </w:tcPr>
+          <w:p>
+            <w:pPr>
+              <w:spacing w:line="360" w:lineRule="auto"/>
+              <w:rPr>
+                <w:rFonts w:ascii="Times New Roman" w:hAnsi="Times New Roman" w:cs="Times New Roman"/>
+                <w:i/>
+              </w:rPr>
+            </w:pPr>
+            <w:r>
+              <w:rPr>
+                <w:rFonts w:ascii="Times New Roman" w:hAnsi="Times New Roman" w:cs="Times New Roman"/>
+                <w:i/>
+                <w:lang w:val="es-CO"/>
+              </w:rPr>
+              <w:t>Real</w:t>
+            </w:r>
+          </w:p>
+        </w:tc>
+      </w:tr>
+      <w:tr>
+        <w:trPr>
+          <w:trHeight w:val="238"/>
+        </w:trPr>
+        <w:tc>
+          <w:tcPr>
+            <w:tcW w:w="3535" w:type="dxa"/>
+            <w:tcBorders>
+              <w:bottom w:val="single" w:sz="4" w:space="0" w:color="auto"/>
+            </w:tcBorders>
+          </w:tcPr>
+          <w:p>
+            <w:pPr>
+              <w:spacing w:line="360" w:lineRule="auto"/>
+              <w:rPr>
+                <w:rFonts w:ascii="Times New Roman" w:hAnsi="Times New Roman" w:cs="Times New Roman"/>
+                <w:i/>
+              </w:rPr>
+            </w:pPr>
+            <w:r>
+              <w:rPr>
+                <w:rFonts w:ascii="Times New Roman" w:hAnsi="Times New Roman" w:cs="Times New Roman"/>
+                <w:i/>
+                <w:lang w:val="es-CO"/>
+              </w:rPr>
+              <w:t>Valor en cm de</w:t>
+            </w:r>
+            <w:r>
+              <w:rPr>
+                <w:rFonts w:ascii="Times New Roman" w:hAnsi="Times New Roman" w:cs="Times New Roman"/>
+                <w:i/>
+                <w:lang w:val="es-CO"/>
+              </w:rPr>
+              <w:t xml:space="preserve"> la altura</w:t>
+            </w:r>
+            <w:r>
+              <w:rPr>
+                <w:rFonts w:ascii="Times New Roman" w:hAnsi="Times New Roman" w:cs="Times New Roman"/>
+                <w:i/>
+                <w:lang w:val="es-CO"/>
+              </w:rPr>
+              <w:t xml:space="preserve"> del prisma</w:t>
+            </w:r>
+          </w:p>
+        </w:tc>
+        <w:tc>
+          <w:tcPr>
+            <w:tcW w:w="2403" w:type="dxa"/>
+            <w:tcBorders>
+              <w:bottom w:val="single" w:sz="4" w:space="0" w:color="auto"/>
+            </w:tcBorders>
+          </w:tcPr>
+          <w:p>
+            <w:pPr>
+              <w:spacing w:line="360" w:lineRule="auto"/>
+              <w:rPr>
+                <w:rFonts w:ascii="Times New Roman" w:hAnsi="Times New Roman" w:cs="Times New Roman"/>
+                <w:i/>
+              </w:rPr>
+            </w:pPr>
+            <w:proofErr w:type="spellStart"/>
+            <w:r>
+              <w:rPr>
+                <w:rFonts w:ascii="Times New Roman" w:hAnsi="Times New Roman" w:cs="Times New Roman"/>
+                <w:i/>
+              </w:rPr>
+              <w:t>alturaPrisma</w:t>
+            </w:r>
+            <w:proofErr w:type="spellEnd"/>
+          </w:p>
+        </w:tc>
+        <w:tc>
+          <w:tcPr>
+            <w:tcW w:w="3322" w:type="dxa"/>
+            <w:tcBorders>
+              <w:bottom w:val="single" w:sz="4" w:space="0" w:color="auto"/>
+            </w:tcBorders>
+          </w:tcPr>
+          <w:p>
+            <w:pPr>
+              <w:spacing w:line="360" w:lineRule="auto"/>
+              <w:rPr>
+                <w:rFonts w:ascii="Times New Roman" w:hAnsi="Times New Roman" w:cs="Times New Roman"/>
+                <w:i/>
+              </w:rPr>
+            </w:pPr>
+            <w:r>
+              <w:rPr>
+                <w:rFonts w:ascii="Times New Roman" w:hAnsi="Times New Roman" w:cs="Times New Roman"/>
+                <w:i/>
+                <w:lang w:val="es-CO"/>
+              </w:rPr>
+              <w:t>Real</w:t>
+            </w:r>
+          </w:p>
+        </w:tc>
+      </w:tr>
+      <w:tr>
+        <w:trPr>
+          <w:trHeight w:val="238"/>
+        </w:trPr>
+        <w:tc>
+          <w:tcPr>
+            <w:tcW w:w="3535" w:type="dxa"/>
+            <w:tcBorders>
+              <w:bottom w:val="single" w:sz="4" w:space="0" w:color="auto"/>
+            </w:tcBorders>
+          </w:tcPr>
+          <w:p>
+            <w:pPr>
+              <w:spacing w:line="360" w:lineRule="auto"/>
+              <w:rPr>
+                <w:rFonts w:ascii="Times New Roman" w:hAnsi="Times New Roman" w:cs="Times New Roman"/>
+                <w:i/>
+              </w:rPr>
+            </w:pPr>
+            <w:r>
+              <w:rPr>
+                <w:rFonts w:ascii="Times New Roman" w:hAnsi="Times New Roman" w:cs="Times New Roman"/>
+                <w:i/>
+                <w:lang w:val="es-CO"/>
+              </w:rPr>
+              <w:t>Valor en cm del</w:t>
+            </w:r>
+            <w:r>
+              <w:rPr>
+                <w:rFonts w:ascii="Times New Roman" w:hAnsi="Times New Roman" w:cs="Times New Roman"/>
+                <w:i/>
+                <w:lang w:val="es-CO"/>
+              </w:rPr>
+              <w:t xml:space="preserve"> radio</w:t>
+            </w:r>
+            <w:r>
+              <w:rPr>
+                <w:rFonts w:ascii="Times New Roman" w:hAnsi="Times New Roman" w:cs="Times New Roman"/>
+                <w:i/>
+                <w:lang w:val="es-CO"/>
+              </w:rPr>
+              <w:t xml:space="preserve"> del </w:t>
+            </w:r>
+            <w:r>
+              <w:rPr>
+                <w:rFonts w:ascii="Times New Roman" w:hAnsi="Times New Roman" w:cs="Times New Roman"/>
+                <w:i/>
+                <w:lang w:val="es-CO"/>
+              </w:rPr>
+              <w:t>cilindro</w:t>
+            </w:r>
+          </w:p>
+        </w:tc>
+        <w:tc>
+          <w:tcPr>
+            <w:tcW w:w="2403" w:type="dxa"/>
+            <w:tcBorders>
+              <w:bottom w:val="single" w:sz="4" w:space="0" w:color="auto"/>
+            </w:tcBorders>
+          </w:tcPr>
+          <w:p>
+            <w:pPr>
+              <w:spacing w:line="360" w:lineRule="auto"/>
+              <w:rPr>
+                <w:rFonts w:ascii="Times New Roman" w:hAnsi="Times New Roman" w:cs="Times New Roman"/>
+                <w:i/>
+              </w:rPr>
+            </w:pPr>
+            <w:proofErr w:type="spellStart"/>
+            <w:r>
+              <w:rPr>
+                <w:rFonts w:ascii="Times New Roman" w:hAnsi="Times New Roman" w:cs="Times New Roman"/>
+                <w:i/>
+              </w:rPr>
+              <w:t>radioCilindro</w:t>
+            </w:r>
+            <w:proofErr w:type="spellEnd"/>
+          </w:p>
+        </w:tc>
+        <w:tc>
+          <w:tcPr>
+            <w:tcW w:w="3322" w:type="dxa"/>
+            <w:tcBorders>
+              <w:bottom w:val="single" w:sz="4" w:space="0" w:color="auto"/>
+            </w:tcBorders>
+          </w:tcPr>
+          <w:p>
+            <w:pPr>
+              <w:spacing w:line="360" w:lineRule="auto"/>
+              <w:rPr>
+                <w:rFonts w:ascii="Times New Roman" w:hAnsi="Times New Roman" w:cs="Times New Roman"/>
+                <w:i/>
+              </w:rPr>
+            </w:pPr>
+            <w:r>
+              <w:rPr>
+                <w:rFonts w:ascii="Times New Roman" w:hAnsi="Times New Roman" w:cs="Times New Roman"/>
+                <w:i/>
+                <w:lang w:val="es-CO"/>
+              </w:rPr>
+              <w:t>Real</w:t>
+            </w:r>
+          </w:p>
+        </w:tc>
+      </w:tr>
+      <w:tr>
+        <w:trPr>
+          <w:trHeight w:val="238"/>
+        </w:trPr>
+        <w:tc>
+          <w:tcPr>
+            <w:tcW w:w="3535" w:type="dxa"/>
+            <w:tcBorders>
+              <w:bottom w:val="single" w:sz="4" w:space="0" w:color="auto"/>
+            </w:tcBorders>
+          </w:tcPr>
+          <w:p>
+            <w:pPr>
+              <w:spacing w:line="360" w:lineRule="auto"/>
+              <w:rPr>
+                <w:rFonts w:ascii="Times New Roman" w:hAnsi="Times New Roman" w:cs="Times New Roman"/>
+                <w:i/>
+              </w:rPr>
+            </w:pPr>
+            <w:r>
+              <w:rPr>
+                <w:rFonts w:ascii="Times New Roman" w:hAnsi="Times New Roman" w:cs="Times New Roman"/>
+                <w:i/>
+                <w:lang w:val="es-CO"/>
+              </w:rPr>
+              <w:t>Valor en cm de</w:t>
+            </w:r>
+            <w:r>
+              <w:rPr>
+                <w:rFonts w:ascii="Times New Roman" w:hAnsi="Times New Roman" w:cs="Times New Roman"/>
+                <w:i/>
+                <w:lang w:val="es-CO"/>
+              </w:rPr>
+              <w:t xml:space="preserve"> la altura</w:t>
+            </w:r>
+            <w:r>
+              <w:rPr>
+                <w:rFonts w:ascii="Times New Roman" w:hAnsi="Times New Roman" w:cs="Times New Roman"/>
+                <w:i/>
+                <w:lang w:val="es-CO"/>
+              </w:rPr>
+              <w:t xml:space="preserve"> del </w:t>
+            </w:r>
+            <w:r>
+              <w:rPr>
+                <w:rFonts w:ascii="Times New Roman" w:hAnsi="Times New Roman" w:cs="Times New Roman"/>
+                <w:i/>
+                <w:lang w:val="es-CO"/>
+              </w:rPr>
+              <w:t>cilindro</w:t>
+            </w:r>
+          </w:p>
+        </w:tc>
+        <w:tc>
+          <w:tcPr>
+            <w:tcW w:w="2403" w:type="dxa"/>
+            <w:tcBorders>
+              <w:bottom w:val="single" w:sz="4" w:space="0" w:color="auto"/>
+            </w:tcBorders>
+          </w:tcPr>
+          <w:p>
+            <w:pPr>
+              <w:spacing w:line="360" w:lineRule="auto"/>
+              <w:rPr>
+                <w:rFonts w:ascii="Times New Roman" w:hAnsi="Times New Roman" w:cs="Times New Roman"/>
+                <w:i/>
+              </w:rPr>
+            </w:pPr>
+            <w:proofErr w:type="spellStart"/>
+            <w:r>
+              <w:rPr>
+                <w:rFonts w:ascii="Times New Roman" w:hAnsi="Times New Roman" w:cs="Times New Roman"/>
+                <w:i/>
+              </w:rPr>
+              <w:t>alturaCilindro</w:t>
+            </w:r>
+            <w:proofErr w:type="spellEnd"/>
+          </w:p>
+        </w:tc>
+        <w:tc>
+          <w:tcPr>
+            <w:tcW w:w="3322" w:type="dxa"/>
+            <w:tcBorders>
+              <w:bottom w:val="single" w:sz="4" w:space="0" w:color="auto"/>
+            </w:tcBorders>
+          </w:tcPr>
+          <w:p>
+            <w:pPr>
+              <w:spacing w:line="360" w:lineRule="auto"/>
+              <w:rPr>
+                <w:rFonts w:ascii="Times New Roman" w:hAnsi="Times New Roman" w:cs="Times New Roman"/>
+                <w:i/>
+              </w:rPr>
+            </w:pPr>
+            <w:r>
+              <w:rPr>
+                <w:rFonts w:ascii="Times New Roman" w:hAnsi="Times New Roman" w:cs="Times New Roman"/>
+                <w:i/>
+                <w:lang w:val="es-CO"/>
+              </w:rPr>
+              <w:t>Real</w:t>
+            </w:r>
+          </w:p>
+        </w:tc>
+      </w:tr>
+      <w:tr>
+        <w:trPr>
+          <w:trHeight w:val="238"/>
+        </w:trPr>
+        <w:tc>
+          <w:tcPr>
+            <w:tcW w:w="3535" w:type="dxa"/>
+            <w:tcBorders>
+              <w:bottom w:val="single" w:sz="4" w:space="0" w:color="auto"/>
+            </w:tcBorders>
+          </w:tcPr>
+          <w:p>
+            <w:pPr>
+              <w:spacing w:line="360" w:lineRule="auto"/>
+              <w:rPr>
+                <w:rFonts w:ascii="Times New Roman" w:hAnsi="Times New Roman" w:cs="Times New Roman"/>
+                <w:i/>
+              </w:rPr>
+            </w:pPr>
+            <w:r>
+              <w:rPr>
+                <w:rFonts w:ascii="Times New Roman" w:hAnsi="Times New Roman" w:cs="Times New Roman"/>
+                <w:i/>
+                <w:lang w:val="es-CO"/>
+              </w:rPr>
+              <w:t>Valor en cm de</w:t>
+            </w:r>
+            <w:r>
+              <w:rPr>
+                <w:rFonts w:ascii="Times New Roman" w:hAnsi="Times New Roman" w:cs="Times New Roman"/>
+                <w:i/>
+                <w:lang w:val="es-CO"/>
+              </w:rPr>
+              <w:t xml:space="preserve"> la altura a la que se llenó el prisma</w:t>
+            </w:r>
+          </w:p>
+        </w:tc>
+        <w:tc>
+          <w:tcPr>
+            <w:tcW w:w="2403" w:type="dxa"/>
+            <w:tcBorders>
+              <w:bottom w:val="single" w:sz="4" w:space="0" w:color="auto"/>
+            </w:tcBorders>
+          </w:tcPr>
+          <w:p>
+            <w:pPr>
+              <w:spacing w:line="360" w:lineRule="auto"/>
+              <w:rPr>
+                <w:rFonts w:ascii="Times New Roman" w:hAnsi="Times New Roman" w:cs="Times New Roman"/>
+                <w:i/>
+              </w:rPr>
+            </w:pPr>
+            <w:proofErr w:type="spellStart"/>
+            <w:r>
+              <w:rPr>
+                <w:rFonts w:ascii="Times New Roman" w:hAnsi="Times New Roman" w:cs="Times New Roman"/>
+                <w:i/>
+              </w:rPr>
+              <w:t>alturaLlenadoPrisma</w:t>
+            </w:r>
+            <w:proofErr w:type="spellEnd"/>
+          </w:p>
+        </w:tc>
+        <w:tc>
+          <w:tcPr>
+            <w:tcW w:w="3322" w:type="dxa"/>
+            <w:tcBorders>
+              <w:bottom w:val="single" w:sz="4" w:space="0" w:color="auto"/>
+            </w:tcBorders>
+          </w:tcPr>
+          <w:p>
+            <w:pPr>
+              <w:spacing w:line="360" w:lineRule="auto"/>
+              <w:rPr>
+                <w:rFonts w:ascii="Times New Roman" w:hAnsi="Times New Roman" w:cs="Times New Roman"/>
+                <w:i/>
+              </w:rPr>
+            </w:pPr>
+            <w:r>
+              <w:rPr>
+                <w:rFonts w:ascii="Times New Roman" w:hAnsi="Times New Roman" w:cs="Times New Roman"/>
+                <w:i/>
+                <w:lang w:val="es-CO"/>
+              </w:rPr>
+              <w:t>Real</w:t>
+            </w:r>
+          </w:p>
+        </w:tc>
+      </w:tr>
+      <w:tr>
+        <w:trPr>
+          <w:trHeight w:val="238"/>
+        </w:trPr>
+        <w:tc>
+          <w:tcPr>
+            <w:tcW w:w="3535" w:type="dxa"/>
+            <w:tcBorders>
+              <w:bottom w:val="single" w:sz="4" w:space="0" w:color="auto"/>
+            </w:tcBorders>
+          </w:tcPr>
+          <w:p>
+            <w:pPr>
+              <w:spacing w:line="360" w:lineRule="auto"/>
+              <w:rPr>
+                <w:rFonts w:ascii="Times New Roman" w:hAnsi="Times New Roman" w:cs="Times New Roman"/>
+                <w:i/>
+              </w:rPr>
+            </w:pPr>
+            <w:r>
+              <w:rPr>
+                <w:rFonts w:ascii="Times New Roman" w:hAnsi="Times New Roman" w:cs="Times New Roman"/>
+                <w:i/>
+                <w:lang w:val="es-CO"/>
+              </w:rPr>
+              <w:t xml:space="preserve">Valor en cm de la altura a la que se llenó el </w:t>
+            </w:r>
+            <w:r>
+              <w:rPr>
+                <w:rFonts w:ascii="Times New Roman" w:hAnsi="Times New Roman" w:cs="Times New Roman"/>
+                <w:i/>
+                <w:lang w:val="es-CO"/>
+              </w:rPr>
+              <w:t>cilindro</w:t>
+            </w:r>
+          </w:p>
+        </w:tc>
+        <w:tc>
+          <w:tcPr>
+            <w:tcW w:w="2403" w:type="dxa"/>
+            <w:tcBorders>
+              <w:bottom w:val="single" w:sz="4" w:space="0" w:color="auto"/>
+            </w:tcBorders>
+          </w:tcPr>
+          <w:p>
+            <w:pPr>
+              <w:spacing w:line="360" w:lineRule="auto"/>
+              <w:rPr>
+                <w:rFonts w:ascii="Times New Roman" w:hAnsi="Times New Roman" w:cs="Times New Roman"/>
+                <w:i/>
+              </w:rPr>
+            </w:pPr>
+            <w:proofErr w:type="spellStart"/>
+            <w:r>
+              <w:rPr>
+                <w:rFonts w:ascii="Times New Roman" w:hAnsi="Times New Roman" w:cs="Times New Roman"/>
+                <w:i/>
+              </w:rPr>
+              <w:t>alturaLlenadoCilindro</w:t>
+            </w:r>
+            <w:proofErr w:type="spellEnd"/>
+          </w:p>
+        </w:tc>
+        <w:tc>
+          <w:tcPr>
+            <w:tcW w:w="3322" w:type="dxa"/>
+            <w:tcBorders>
+              <w:bottom w:val="single" w:sz="4" w:space="0" w:color="auto"/>
+            </w:tcBorders>
+          </w:tcPr>
+          <w:p>
+            <w:pPr>
+              <w:spacing w:line="360" w:lineRule="auto"/>
+              <w:rPr>
+                <w:rFonts w:ascii="Times New Roman" w:hAnsi="Times New Roman" w:cs="Times New Roman"/>
+                <w:i/>
+              </w:rPr>
+            </w:pPr>
+            <w:r>
+              <w:rPr>
+                <w:rFonts w:ascii="Times New Roman" w:hAnsi="Times New Roman" w:cs="Times New Roman"/>
+                <w:i/>
+                <w:lang w:val="es-CO"/>
+              </w:rPr>
+              <w:t>Real</w:t>
+            </w:r>
+          </w:p>
+        </w:tc>
+      </w:tr>
+      <w:tr>
+        <w:trPr>
+          <w:trHeight w:val="751"/>
+        </w:trPr>
+        <w:tc>
+          <w:tcPr>
+            <w:tcW w:w="9260" w:type="dxa"/>
+            <w:gridSpan w:val="3"/>
+            <w:tcBorders>
+              <w:top w:val="single" w:sz="4" w:space="0" w:color="auto"/>
+              <w:left w:val="nil"/>
+              <w:bottom w:val="single" w:sz="4" w:space="0" w:color="auto"/>
+              <w:right w:val="nil"/>
+            </w:tcBorders>
+          </w:tcPr>
+          <w:p>
+            <w:pPr>
+              <w:spacing w:line="360" w:lineRule="auto"/>
+              <w:rPr>
+                <w:rFonts w:ascii="Times New Roman" w:hAnsi="Times New Roman" w:cs="Times New Roman"/>
+                <w:b/>
+                <w:bCs/>
+                <w:i/>
+                <w:lang w:val="es-CO"/>
+              </w:rPr>
+            </w:pPr>
+            <w:r>
+              <w:rPr>
+                <w:rFonts w:ascii="Times New Roman" w:hAnsi="Times New Roman" w:cs="Times New Roman"/>
+                <w:b/>
+                <w:bCs/>
+                <w:i/>
+                <w:lang w:val="es-CO"/>
+              </w:rPr>
+              <mc:AlternateContent>
+                <mc:Choice Requires="wps">
+                  <w:drawing>
+                    <wp:anchor distT="0" distB="0" distL="114300" distR="114300" simplePos="0" relativeHeight="251662336" behindDoc="0" locked="0" layoutInCell="1" allowOverlap="1" wp14:anchorId="3A359A69" wp14:editId="35717481">
+                      <wp:simplePos x="0" y="0"/>
+                      <wp:positionH relativeFrom="column">
+                        <wp:posOffset>2801620</wp:posOffset>
+                      </wp:positionH>
+                      <wp:positionV relativeFrom="paragraph">
+                        <wp:posOffset>58420</wp:posOffset>
+                      </wp:positionV>
+                      <wp:extent cx="201930" cy="372110"/>
+                      <wp:effectExtent l="19050" t="0" r="45720" b="46990"/>
+                      <wp:wrapNone/>
+                      <wp:docPr id="580492964" name="Flecha: hacia abajo 50"/>
+                      <wp:cNvGraphicFramePr/>
+                      <a:graphic xmlns:a="http://schemas.openxmlformats.org/drawingml/2006/main">
+                        <a:graphicData uri="http://schemas.microsoft.com/office/word/2010/wordprocessingShape">
+                          <wps:wsp>
+                            <wps:cNvSpPr/>
+                            <wps:spPr>
+                              <a:xfrm>
+                                <a:off x="0" y="0"/>
+                                <a:ext cx="201930" cy="372110"/>
+                              </a:xfrm>
+                              <a:prstGeom prst="downArrow">
+                                <a:avLst/>
+                              </a:prstGeom>
+                            </wps:spPr>
+                            <wps:style>
+                              <a:lnRef idx="2">
+                                <a:schemeClr val="accent1">
+                                  <a:shade val="15000"/>
+                                </a:schemeClr>
+                              </a:lnRef>
+                              <a:fillRef idx="1">
+                                <a:schemeClr val="accent1"/>
+                              </a:fillRef>
+                              <a:effectRef idx="0">
+                                <a:schemeClr val="accent1"/>
+                              </a:effectRef>
+                              <a:fontRef idx="minor">
+                                <a:schemeClr val="lt1"/>
+                              </a:fontRef>
+                            </wps:style>
+                            <wps:bodyPr rot="0" spcFirstLastPara="0" vertOverflow="overflow" horzOverflow="overflow" vert="horz" wrap="square" lIns="91440" tIns="45720" rIns="91440" bIns="45720" numCol="1" spcCol="0" rtlCol="0" fromWordArt="0" anchor="ctr" anchorCtr="0" forceAA="0" compatLnSpc="1">
+                              <a:noAutofit/>
+                            </wps:bodyPr>
+                          </wps:wsp>
+                        </a:graphicData>
+                      </a:graphic>
+                    </wp:anchor>
+                  </w:drawing>
+                </mc:Choice>
+                <mc:Fallback>
+                  <w:pict>
+                    <v:shapetype w14:anchorId="174AEE90" id="_x0000_t67" coordsize="21600,21600" o:spt="67" adj="16200,5400" path="m0@0l@1@0@1,0@2,0@2@0,21600@0,10800,21600xe">
+                      <v:stroke joinstyle="miter"/>
+                      <v:formulas>
+                        <v:f eqn="val #0"/>
+                        <v:f eqn="val #1"/>
+                        <v:f eqn="sum height 0 #1"/>
+                        <v:f eqn="sum 10800 0 #1"/>
+                        <v:f eqn="sum width 0 #0"/>
+                        <v:f eqn="prod @4 @3 10800"/>
+                        <v:f eqn="sum width 0 @5"/>
+                      </v:formulas>
+                      <v:path o:connecttype="custom" o:connectlocs="10800,0;0,@0;10800,21600;21600,@0" o:connectangles="270,180,90,0" textboxrect="@1,0,@2,@6"/>
+                      <v:handles>
+                        <v:h position="#1,#0" xrange="0,10800" yrange="0,21600"/>
+                      </v:handles>
+                    </v:shapetype>
+                    <v:shape id="Flecha: hacia abajo 50" o:spid="_x0000_s1026" type="#_x0000_t67" style="position:absolute;margin-left:220.6pt;margin-top:4.6pt;width:15.9pt;height:29.3pt;z-index:251662336;visibility:visible;mso-wrap-style:square;mso-wrap-distance-left:9pt;mso-wrap-distance-top:0;mso-wrap-distance-right:9pt;mso-wrap-distance-bottom:0;mso-position-horizontal:absolute;mso-position-horizontal-relative:text;mso-position-vertical:absolute;mso-position-vertical-relative:text;v-text-anchor:middle" o:gfxdata="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" adj="15739" fillcolor="#156082 [3204]" strokecolor="#030e13 [484]" strokeweight="1pt"/>
+                  </w:pict>
+                </mc:Fallback>
+              </mc:AlternateContent>
+            </w:r>
+            <w:r>
+              <w:rPr>
+                <w:rFonts w:ascii="Times New Roman" w:hAnsi="Times New Roman" w:cs="Times New Roman"/>
+                <w:b/>
+                <w:bCs/>
+                <w:i/>
+                <w:lang w:val="es-CO"/>
+              </w:rPr>
+              <w:tab/>
+            </w:r>
+          </w:p>
+        </w:tc>
+      </w:tr>
+      <w:tr>
+        <w:trPr>
+          <w:trHeight w:val="267"/>
+        </w:trPr>
+        <w:tc>
+          <w:tcPr>
+            <w:tcW w:w="9260" w:type="dxa"/>
+            <w:gridSpan w:val="3"/>
+            <w:tcBorders>
+              <w:top w:val="single" w:sz="4" w:space="0" w:color="auto"/>
+              <w:left w:val="single" w:sz="4" w:space="0" w:color="auto"/>
+              <w:bottom w:val="single" w:sz="4" w:space="0" w:color="auto"/>
+              <w:right w:val="single" w:sz="4" w:space="0" w:color="auto"/>
+            </w:tcBorders>
+          </w:tcPr>
+          <w:p>
+            <w:pPr>
+              <w:spacing w:line="360" w:lineRule="auto"/>
+              <w:jc w:val="center"/>
+              <w:rPr>
+                <w:rFonts w:ascii="Times New Roman" w:hAnsi="Times New Roman" w:cs="Times New Roman"/>
+                <w:i/>
+                <w:lang w:val="es-CO"/>
+              </w:rPr>
+            </w:pPr>
+            <w:r>
+              <w:rPr>
+                <w:rFonts w:ascii="Times New Roman" w:hAnsi="Times New Roman" w:cs="Times New Roman"/>
+                <w:b/>
+                <w:bCs/>
+                <w:i/>
+                <w:lang w:val="es-CO"/>
+              </w:rPr>
+              <w:t>Proceso</w:t>
+            </w:r>
+          </w:p>
+        </w:tc>
+      </w:tr>
+      <w:tr>
+        <w:trPr>
+          <w:trHeight w:val="236"/>
+        </w:trPr>
+        <w:tc>
+          <w:tcPr>
+            <w:tcW w:w="9260" w:type="dxa"/>
+            <w:gridSpan w:val="3"/>
+            <w:tcBorders>
+              <w:top w:val="single" w:sz="4" w:space="0" w:color="auto"/>
+              <w:bottom w:val="single" w:sz="4" w:space="0" w:color="auto"/>
+            </w:tcBorders>
+          </w:tcPr>
+          <w:p>
+            <w:pPr>
+              <w:spacing w:line="360" w:lineRule="auto"/>
+              <w:jc w:val="both"/>
+              <w:rPr>
+                <w:rFonts w:ascii="Times New Roman" w:hAnsi="Times New Roman" w:cs="Times New Roman"/>
+                <w:i/>
+                <w:lang w:val="es-CO"/>
+              </w:rPr>
+            </w:pPr>
+            <w:r>
+              <w:rPr>
+                <w:rFonts w:ascii="Times New Roman" w:hAnsi="Times New Roman" w:cs="Times New Roman"/>
+                <w:i/>
+                <w:lang w:val="es-CO"/>
+              </w:rPr>
+              <w:t>Se implementan 4 funciones:</w:t>
+            </w:r>
+          </w:p>
+          <w:p>
+            <w:pPr>
+              <w:spacing w:line="360" w:lineRule="auto"/>
+              <w:jc w:val="both"/>
+              <w:rPr>
+                <w:rFonts w:ascii="Times New Roman" w:hAnsi="Times New Roman" w:cs="Times New Roman"/>
+                <w:i/>
+                <w:lang w:val="es-CO"/>
+              </w:rPr>
+            </w:pPr>
+            <w:proofErr w:type="spellStart"/>
+            <w:r>
+              <w:rPr>
+                <w:rFonts w:ascii="Times New Roman" w:hAnsi="Times New Roman" w:cs="Times New Roman"/>
+                <w:i/>
+                <w:lang w:val="es-CO"/>
+              </w:rPr>
+              <w:t>volumenPrisma</w:t>
+            </w:r>
+            <w:proofErr w:type="spellEnd"/>
+            <w:r>
+              <w:rPr>
+                <w:rFonts w:ascii="Times New Roman" w:hAnsi="Times New Roman" w:cs="Times New Roman"/>
+                <w:i/>
+                <w:lang w:val="es-CO"/>
+              </w:rPr>
+              <w:t>() calcula el volumen a partir de la formula: ancho * largo * altura</w:t>
+            </w:r>
+          </w:p>
+          <w:p>
+            <w:pPr>
+              <w:spacing w:line="360" w:lineRule="auto"/>
+              <w:jc w:val="both"/>
+              <w:rPr>
+                <w:rFonts w:ascii="Times New Roman" w:hAnsi="Times New Roman" w:cs="Times New Roman"/>
+                <w:i/>
+                <w:lang w:val="es-CO"/>
+              </w:rPr>
+            </w:pPr>
+            <w:proofErr w:type="spellStart"/>
+            <w:r>
+              <w:rPr>
+                <w:rFonts w:ascii="Times New Roman" w:hAnsi="Times New Roman" w:cs="Times New Roman"/>
+                <w:i/>
+                <w:lang w:val="es-CO"/>
+              </w:rPr>
+              <w:t>volumen</w:t>
+            </w:r>
+            <w:r>
+              <w:rPr>
+                <w:rFonts w:ascii="Times New Roman" w:hAnsi="Times New Roman" w:cs="Times New Roman"/>
+                <w:i/>
+                <w:lang w:val="es-CO"/>
+              </w:rPr>
+              <w:t>Cilindro</w:t>
+            </w:r>
+            <w:proofErr w:type="spellEnd"/>
+            <w:r>
+              <w:rPr>
+                <w:rFonts w:ascii="Times New Roman" w:hAnsi="Times New Roman" w:cs="Times New Roman"/>
+                <w:i/>
+                <w:lang w:val="es-CO"/>
+              </w:rPr>
+              <w:t xml:space="preserve">() calcula el volumen a partir de la formula: </w:t>
+            </w:r>
+            <w:r>
+              <w:rPr>
+                <w:rFonts w:ascii="Times New Roman" w:hAnsi="Times New Roman" w:cs="Times New Roman"/>
+                <w:i/>
+                <w:lang w:val="es-CO"/>
+              </w:rPr>
+              <w:t>π</w:t>
+            </w:r>
+            <w:r>
+              <w:rPr>
+                <w:rFonts w:ascii="Times New Roman" w:hAnsi="Times New Roman" w:cs="Times New Roman"/>
+                <w:i/>
+                <w:lang w:val="es-CO"/>
+              </w:rPr>
+              <w:t xml:space="preserve"> * </w:t>
+            </w:r>
+            <w:r>
+              <w:rPr>
+                <w:rFonts w:ascii="Times New Roman" w:hAnsi="Times New Roman" w:cs="Times New Roman"/>
+                <w:i/>
+                <w:lang w:val="es-CO"/>
+              </w:rPr>
+              <w:t>radio^2</w:t>
+            </w:r>
+            <w:r>
+              <w:rPr>
+                <w:rFonts w:ascii="Times New Roman" w:hAnsi="Times New Roman" w:cs="Times New Roman"/>
+                <w:i/>
+                <w:lang w:val="es-CO"/>
+              </w:rPr>
+              <w:t xml:space="preserve"> * altura</w:t>
+            </w:r>
+          </w:p>
+          <w:p>
+            <w:pPr>
+              <w:spacing w:line="360" w:lineRule="auto"/>
+              <w:jc w:val="both"/>
+              <w:rPr>
+                <w:rFonts w:ascii="Times New Roman" w:hAnsi="Times New Roman" w:cs="Times New Roman"/>
+                <w:i/>
+                <w:lang w:val="es-CO"/>
+              </w:rPr>
+            </w:pPr>
+            <w:proofErr w:type="spellStart"/>
+            <w:r>
+              <w:rPr>
+                <w:rFonts w:ascii="Times New Roman" w:hAnsi="Times New Roman" w:cs="Times New Roman"/>
+                <w:i/>
+              </w:rPr>
+              <w:t>cantidadLechePrisma</w:t>
+            </w:r>
+            <w:proofErr w:type="spellEnd"/>
+            <w:r>
+              <w:rPr>
+                <w:rFonts w:ascii="Times New Roman" w:hAnsi="Times New Roman" w:cs="Times New Roman"/>
+                <w:i/>
+                <w:lang w:val="es-CO"/>
+              </w:rPr>
+              <w:t>() calcula el volumen</w:t>
+            </w:r>
+            <w:r>
+              <w:rPr>
+                <w:rFonts w:ascii="Times New Roman" w:hAnsi="Times New Roman" w:cs="Times New Roman"/>
+                <w:i/>
+                <w:lang w:val="es-CO"/>
+              </w:rPr>
+              <w:t xml:space="preserve"> lleno</w:t>
+            </w:r>
+            <w:r>
+              <w:rPr>
+                <w:rFonts w:ascii="Times New Roman" w:hAnsi="Times New Roman" w:cs="Times New Roman"/>
+                <w:i/>
+                <w:lang w:val="es-CO"/>
+              </w:rPr>
+              <w:t xml:space="preserve"> a partir de la formula:</w:t>
+            </w:r>
+          </w:p>
+          <w:p>
+            <w:pPr>
+              <w:spacing w:line="360" w:lineRule="auto"/>
+              <w:jc w:val="both"/>
+              <w:rPr>
+                <w:rFonts w:ascii="Times New Roman" w:hAnsi="Times New Roman" w:cs="Times New Roman"/>
+                <w:i/>
+              </w:rPr>
+            </w:pPr>
+            <w:r>
+              <w:rPr>
+                <w:rFonts w:ascii="Times New Roman" w:hAnsi="Times New Roman" w:cs="Times New Roman"/>
+                <w:i/>
+                <w:lang w:val="es-CO"/>
+              </w:rPr>
+              <w:t xml:space="preserve">    volumen * (</w:t>
+            </w:r>
+            <w:proofErr w:type="spellStart"/>
+            <w:r>
+              <w:rPr>
+                <w:rFonts w:ascii="Times New Roman" w:hAnsi="Times New Roman" w:cs="Times New Roman"/>
+                <w:i/>
+                <w:lang w:val="es-CO"/>
+              </w:rPr>
+              <w:t>alturaLlenado</w:t>
+            </w:r>
+            <w:proofErr w:type="spellEnd"/>
+            <w:r>
+              <w:rPr>
+                <w:rFonts w:ascii="Times New Roman" w:hAnsi="Times New Roman" w:cs="Times New Roman"/>
+                <w:i/>
+                <w:lang w:val="es-CO"/>
+              </w:rPr>
+              <w:t xml:space="preserve"> / altura)</w:t>
+            </w:r>
+          </w:p>
+          <w:p>
+            <w:pPr>
+              <w:spacing w:line="360" w:lineRule="auto"/>
+              <w:jc w:val="both"/>
+              <w:rPr>
+                <w:rFonts w:ascii="Times New Roman" w:hAnsi="Times New Roman" w:cs="Times New Roman"/>
+                <w:i/>
+                <w:lang w:val="es-CO"/>
+              </w:rPr>
+            </w:pPr>
+            <w:proofErr w:type="spellStart"/>
+            <w:r>
+              <w:rPr>
+                <w:rFonts w:ascii="Times New Roman" w:hAnsi="Times New Roman" w:cs="Times New Roman"/>
+                <w:i/>
+                <w:lang w:val="es-CO"/>
+              </w:rPr>
+              <w:t>cantidadLecheCilindro</w:t>
+            </w:r>
+            <w:proofErr w:type="spellEnd"/>
+            <w:r>
+              <w:rPr>
+                <w:rFonts w:ascii="Times New Roman" w:hAnsi="Times New Roman" w:cs="Times New Roman"/>
+                <w:i/>
+                <w:lang w:val="es-CO"/>
+              </w:rPr>
+              <w:t>() calcula el volumen lleno a partir de la formula:</w:t>
+            </w:r>
+          </w:p>
+          <w:p>
+            <w:pPr>
+              <w:spacing w:line="360" w:lineRule="auto"/>
+              <w:jc w:val="both"/>
+              <w:rPr>
+                <w:rFonts w:ascii="Times New Roman" w:hAnsi="Times New Roman" w:cs="Times New Roman"/>
+                <w:i/>
+              </w:rPr>
+            </w:pPr>
+            <w:r>
+              <w:rPr>
+                <w:rFonts w:ascii="Times New Roman" w:hAnsi="Times New Roman" w:cs="Times New Roman"/>
+                <w:i/>
+                <w:lang w:val="es-CO"/>
+              </w:rPr>
+              <w:t xml:space="preserve">    volumen * (</w:t>
+            </w:r>
+            <w:proofErr w:type="spellStart"/>
+            <w:r>
+              <w:rPr>
+                <w:rFonts w:ascii="Times New Roman" w:hAnsi="Times New Roman" w:cs="Times New Roman"/>
+                <w:i/>
+                <w:lang w:val="es-CO"/>
+              </w:rPr>
+              <w:t>alturaLlenado</w:t>
+            </w:r>
+            <w:proofErr w:type="spellEnd"/>
+            <w:r>
+              <w:rPr>
+                <w:rFonts w:ascii="Times New Roman" w:hAnsi="Times New Roman" w:cs="Times New Roman"/>
+                <w:i/>
+                <w:lang w:val="es-CO"/>
+              </w:rPr>
+              <w:t xml:space="preserve"> / altura)</w:t>
+            </w:r>
+          </w:p>
+        </w:tc>
+      </w:tr>
+      <w:tr>
+        <w:trPr>
+          <w:trHeight w:val="681"/>
+        </w:trPr>
+        <w:tc>
+          <w:tcPr>
+            <w:tcW w:w="3535" w:type="dxa"/>
+            <w:tcBorders>
+              <w:top w:val="single" w:sz="4" w:space="0" w:color="auto"/>
+              <w:left w:val="nil"/>
+              <w:bottom w:val="single" w:sz="4" w:space="0" w:color="auto"/>
+              <w:right w:val="nil"/>
+            </w:tcBorders>
+          </w:tcPr>
+          <w:p>
+            <w:pPr>
+              <w:spacing w:line="360" w:lineRule="auto"/>
+              <w:rPr>
+                <w:rFonts w:ascii="Times New Roman" w:hAnsi="Times New Roman" w:cs="Times New Roman"/>
+                <w:i/>
+                <w:lang w:val="es-CO"/>
+              </w:rPr>
+            </w:pPr>
+          </w:p>
+          <w:p>
+            <w:pPr>
+              <w:spacing w:line="360" w:lineRule="auto"/>
+              <w:rPr>
+                <w:rFonts w:ascii="Times New Roman" w:hAnsi="Times New Roman" w:cs="Times New Roman"/>
+                <w:i/>
+                <w:lang w:val="es-CO"/>
+              </w:rPr>
+            </w:pPr>
+          </w:p>
+        </w:tc>
+        <w:tc>
+          <w:tcPr>
+            <w:tcW w:w="2403" w:type="dxa"/>
+            <w:tcBorders>
+              <w:top w:val="single" w:sz="4" w:space="0" w:color="auto"/>
+              <w:left w:val="nil"/>
+              <w:bottom w:val="single" w:sz="4" w:space="0" w:color="auto"/>
+              <w:right w:val="nil"/>
+            </w:tcBorders>
+          </w:tcPr>
+          <w:p>
+            <w:pPr>
+              <w:spacing w:line="360" w:lineRule="auto"/>
+              <w:rPr>
+                <w:rFonts w:ascii="Times New Roman" w:hAnsi="Times New Roman" w:cs="Times New Roman"/>
+                <w:i/>
+                <w:lang w:val="es-CO"/>
+              </w:rPr>
+            </w:pPr>
+            <w:r>
+              <w:rPr>
+                <w:rFonts w:ascii="Times New Roman" w:hAnsi="Times New Roman" w:cs="Times New Roman"/>
+                <w:i/>
+                <w:lang w:val="es-CO"/>
+              </w:rPr>
+              <mc:AlternateContent>
+                <mc:Choice Requires="wps">
+                  <w:drawing>
+                    <wp:anchor distT="0" distB="0" distL="114300" distR="114300" simplePos="0" relativeHeight="251663360" behindDoc="0" locked="0" layoutInCell="1" allowOverlap="1" wp14:anchorId="5C8F41D8" wp14:editId="7EDDD228">
+                      <wp:simplePos x="0" y="0"/>
+                      <wp:positionH relativeFrom="column">
+                        <wp:posOffset>492125</wp:posOffset>
+                      </wp:positionH>
+                      <wp:positionV relativeFrom="paragraph">
+                        <wp:posOffset>12547</wp:posOffset>
+                      </wp:positionV>
+                      <wp:extent cx="191135" cy="340360"/>
+                      <wp:effectExtent l="19050" t="0" r="18415" b="41275"/>
+                      <wp:wrapNone/>
+                      <wp:docPr id="1904322386" name="Flecha: hacia abajo 51"/>
+                      <wp:cNvGraphicFramePr/>
+                      <a:graphic xmlns:a="http://schemas.openxmlformats.org/drawingml/2006/main">
+                        <a:graphicData uri="http://schemas.microsoft.com/office/word/2010/wordprocessingShape">
+                          <wps:wsp>
+                            <wps:cNvSpPr/>
+                            <wps:spPr>
+                              <a:xfrm>
+                                <a:off x="0" y="0"/>
+                                <a:ext cx="191135" cy="340360"/>
+                              </a:xfrm>
+                              <a:prstGeom prst="downArrow">
+                                <a:avLst/>
+                              </a:prstGeom>
+                            </wps:spPr>
+                            <wps:style>
+                              <a:lnRef idx="2">
+                                <a:schemeClr val="accent1">
+                                  <a:shade val="15000"/>
+                                </a:schemeClr>
+                              </a:lnRef>
+                              <a:fillRef idx="1">
+                                <a:schemeClr val="accent1"/>
+                              </a:fillRef>
+                              <a:effectRef idx="0">
+                                <a:schemeClr val="accent1"/>
+                              </a:effectRef>
+                              <a:fontRef idx="minor">
+                                <a:schemeClr val="lt1"/>
+                              </a:fontRef>
+                            </wps:style>
+                            <wps:bodyPr rot="0" spcFirstLastPara="0" vertOverflow="overflow" horzOverflow="overflow" vert="horz" wrap="square" lIns="91440" tIns="45720" rIns="91440" bIns="45720" numCol="1" spcCol="0" rtlCol="0" fromWordArt="0" anchor="ctr" anchorCtr="0" forceAA="0" compatLnSpc="1">
+                              <a:noAutofit/>
+                            </wps:bodyPr>
+                          </wps:wsp>
+                        </a:graphicData>
+                      </a:graphic>
+                    </wp:anchor>
+                  </w:drawing>
+                </mc:Choice>
+                <mc:Fallback>
+                  <w:pict>
+                    <v:shape w14:anchorId="715123BF" id="Flecha: hacia abajo 51" o:spid="_x0000_s1026" type="#_x0000_t67" style="position:absolute;margin-left:38.75pt;margin-top:1pt;width:15.05pt;height:26.8pt;z-index:251663360;visibility:visible;mso-wrap-style:square;mso-wrap-distance-left:9pt;mso-wrap-distance-top:0;mso-wrap-distance-right:9pt;mso-wrap-distance-bottom:0;mso-position-horizontal:absolute;mso-position-horizontal-relative:text;mso-position-vertical:absolute;mso-position-vertical-relative:text;v-text-anchor:middle" o:gfxdata="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" adj="15535" fillcolor="#156082 [3204]" strokecolor="#030e13 [484]" strokeweight="1pt"/>
+                  </w:pict>
+                </mc:Fallback>
+              </mc:AlternateContent>
+            </w:r>
+          </w:p>
+        </w:tc>
+        <w:tc>
+          <w:tcPr>
+            <w:tcW w:w="3322" w:type="dxa"/>
+            <w:tcBorders>
+              <w:top w:val="single" w:sz="4" w:space="0" w:color="auto"/>
+              <w:left w:val="nil"/>
+              <w:bottom w:val="single" w:sz="4" w:space="0" w:color="auto"/>
+              <w:right w:val="nil"/>
+            </w:tcBorders>
+          </w:tcPr>
+          <w:p>
+            <w:pPr>
+              <w:spacing w:line="360" w:lineRule="auto"/>
+              <w:rPr>
+                <w:rFonts w:ascii="Times New Roman" w:hAnsi="Times New Roman" w:cs="Times New Roman"/>
+                <w:i/>
+                <w:lang w:val="es-CO"/>
+              </w:rPr>
+            </w:pPr>
+          </w:p>
+        </w:tc>
+      </w:tr>
+      <w:tr>
+        <w:trPr>
+          <w:trHeight w:val="131"/>
+        </w:trPr>
+        <w:tc>
+          <w:tcPr>
+            <w:tcW w:w="3535" w:type="dxa"/>
+            <w:tcBorders>
+              <w:top w:val="single" w:sz="4" w:space="0" w:color="auto"/>
+            </w:tcBorders>
+          </w:tcPr>
+          <w:p>
+            <w:pPr>
+              <w:spacing w:line="360" w:lineRule="auto"/>
+              <w:rPr>
+                <w:rFonts w:ascii="Times New Roman" w:hAnsi="Times New Roman" w:cs="Times New Roman"/>
+                <w:i/>
+                <w:lang w:val="es-CO"/>
+              </w:rPr>
+            </w:pPr>
+          </w:p>
+        </w:tc>
+        <w:tc>
+          <w:tcPr>
+            <w:tcW w:w="2403" w:type="dxa"/>
+            <w:tcBorders>
+              <w:top w:val="single" w:sz="4" w:space="0" w:color="auto"/>
+            </w:tcBorders>
+          </w:tcPr>
+          <w:p>
+            <w:pPr>
+              <w:spacing w:line="360" w:lineRule="auto"/>
+              <w:jc w:val="center"/>
+              <w:rPr>
+                <w:rFonts w:ascii="Times New Roman" w:hAnsi="Times New Roman" w:cs="Times New Roman"/>
+                <w:b/>
+                <w:bCs/>
+                <w:i/>
+                <w:lang w:val="es-CO"/>
+              </w:rPr>
+            </w:pPr>
+            <w:r>
+              <w:rPr>
+                <w:rFonts w:ascii="Times New Roman" w:hAnsi="Times New Roman" w:cs="Times New Roman"/>
+                <w:b/>
+                <w:bCs/>
+                <w:i/>
+                <w:lang w:val="es-CO"/>
+              </w:rPr>
+              <w:t>Datos de salida</w:t>
+            </w:r>
+          </w:p>
+        </w:tc>
+        <w:tc>
+          <w:tcPr>
+            <w:tcW w:w="3322" w:type="dxa"/>
+            <w:tcBorders>
+              <w:top w:val="single" w:sz="4" w:space="0" w:color="auto"/>
+            </w:tcBorders>
+          </w:tcPr>
+          <w:p>
+            <w:pPr>
+              <w:spacing w:line="360" w:lineRule="auto"/>
+              <w:rPr>
+                <w:rFonts w:ascii="Times New Roman" w:hAnsi="Times New Roman" w:cs="Times New Roman"/>
+                <w:i/>
+                <w:lang w:val="es-CO"/>
+              </w:rPr>
+            </w:pPr>
+          </w:p>
+        </w:tc>
+      </w:tr>
+      <w:tr>
+        <w:trPr>
+          <w:trHeight w:val="264"/>
+        </w:trPr>
+        <w:tc>
+          <w:tcPr>
+            <w:tcW w:w="3535" w:type="dxa"/>
+          </w:tcPr>
+          <w:p>
+            <w:pPr>
+              <w:rPr>
+                <w:rFonts w:ascii="Times New Roman" w:hAnsi="Times New Roman" w:cs="Times New Roman"/>
+                <w:bCs/>
+                <w:i/>
+                <w:lang w:val="es-CO"/>
+              </w:rPr>
+            </w:pPr>
+            <w:r>
+              <w:rPr>
+                <w:rFonts w:ascii="Times New Roman" w:hAnsi="Times New Roman" w:cs="Times New Roman"/>
+                <w:bCs/>
+                <w:i/>
+                <w:lang w:val="es-CO"/>
+              </w:rPr>
+              <w:t>Descripción de la información que va a calcular o mostrar</w:t>
+            </w:r>
+          </w:p>
+        </w:tc>
+        <w:tc>
+          <w:tcPr>
+            <w:tcW w:w="2403" w:type="dxa"/>
+          </w:tcPr>
+          <w:p>
+            <w:pPr>
+              <w:rPr>
+                <w:rFonts w:ascii="Times New Roman" w:hAnsi="Times New Roman" w:cs="Times New Roman"/>
+                <w:bCs/>
+                <w:i/>
+                <w:lang w:val="es-CO"/>
+              </w:rPr>
+            </w:pPr>
+            <w:r>
+              <w:rPr>
+                <w:rFonts w:ascii="Times New Roman" w:hAnsi="Times New Roman" w:cs="Times New Roman"/>
+                <w:bCs/>
+                <w:i/>
+                <w:lang w:val="es-CO"/>
+              </w:rPr>
+              <w:t>Nombre de la variable</w:t>
+            </w:r>
+          </w:p>
+        </w:tc>
+        <w:tc>
+          <w:tcPr>
+            <w:tcW w:w="3322" w:type="dxa"/>
+          </w:tcPr>
+          <w:p>
+            <w:pPr>
+              <w:rPr>
+                <w:rFonts w:ascii="Times New Roman" w:hAnsi="Times New Roman" w:cs="Times New Roman"/>
+                <w:bCs/>
+                <w:i/>
+                <w:lang w:val="es-CO"/>
+              </w:rPr>
+            </w:pPr>
+            <w:r>
+              <w:rPr>
+                <w:rFonts w:ascii="Times New Roman" w:hAnsi="Times New Roman" w:cs="Times New Roman"/>
+                <w:bCs/>
+                <w:i/>
+                <w:lang w:val="es-CO"/>
+              </w:rPr>
+              <w:t>Tipo de datos de la variable</w:t>
+            </w:r>
+          </w:p>
+        </w:tc>
+      </w:tr>
+      <w:tr>
+        <w:trPr>
+          <w:trHeight w:val="133"/>
+        </w:trPr>
+        <w:tc>
+          <w:tcPr>
+            <w:tcW w:w="3535" w:type="dxa"/>
+          </w:tcPr>
+          <w:p>
+            <w:pPr>
+              <w:spacing w:line="360" w:lineRule="auto"/>
+              <w:rPr>
+                <w:rFonts w:ascii="Times New Roman" w:hAnsi="Times New Roman" w:cs="Times New Roman"/>
+                <w:i/>
+                <w:lang w:val="es-CO"/>
+              </w:rPr>
+            </w:pPr>
+            <w:r>
+              <w:rPr>
+                <w:rFonts w:ascii="Times New Roman" w:hAnsi="Times New Roman" w:cs="Times New Roman"/>
+                <w:i/>
+                <w:lang w:val="es-CO"/>
+              </w:rPr>
+              <w:t xml:space="preserve">Mensaje con el </w:t>
+            </w:r>
+            <w:r>
+              <w:rPr>
+                <w:rFonts w:ascii="Times New Roman" w:hAnsi="Times New Roman" w:cs="Times New Roman"/>
+                <w:i/>
+                <w:lang w:val="es-CO"/>
+              </w:rPr>
+              <w:t>volumen del prisma</w:t>
+            </w:r>
+          </w:p>
+        </w:tc>
+        <w:tc>
+          <w:tcPr>
+            <w:tcW w:w="2403" w:type="dxa"/>
+          </w:tcPr>
+          <w:p>
+            <w:pPr>
+              <w:spacing w:line="360" w:lineRule="auto"/>
+              <w:rPr>
+                <w:rFonts w:ascii="Times New Roman" w:hAnsi="Times New Roman" w:cs="Times New Roman"/>
+                <w:i/>
+                <w:lang w:val="es-CO"/>
+              </w:rPr>
+            </w:pPr>
+            <w:r>
+              <w:rPr>
+                <w:rFonts w:ascii="Times New Roman" w:hAnsi="Times New Roman" w:cs="Times New Roman"/>
+                <w:i/>
+                <w:lang w:val="es-CO"/>
+              </w:rPr>
+              <w:t>No se utiliza</w:t>
+            </w:r>
+          </w:p>
+        </w:tc>
+        <w:tc>
+          <w:tcPr>
+            <w:tcW w:w="3322" w:type="dxa"/>
+          </w:tcPr>
+          <w:p>
+            <w:pPr>
+              <w:spacing w:line="360" w:lineRule="auto"/>
+              <w:rPr>
+                <w:rFonts w:ascii="Times New Roman" w:hAnsi="Times New Roman" w:cs="Times New Roman"/>
+                <w:i/>
+                <w:lang w:val="es-CO"/>
+              </w:rPr>
+            </w:pPr>
+            <w:r>
+              <w:rPr>
+                <w:rFonts w:ascii="Times New Roman" w:hAnsi="Times New Roman" w:cs="Times New Roman"/>
+                <w:i/>
+                <w:lang w:val="es-CO"/>
+              </w:rPr>
+              <w:t>No aplica</w:t>
+            </w:r>
+          </w:p>
+        </w:tc>
+      </w:tr>
+      <w:tr>
+        <w:trPr>
+          <w:trHeight w:val="133"/>
+        </w:trPr>
+        <w:tc>
+          <w:tcPr>
+            <w:tcW w:w="3535" w:type="dxa"/>
+          </w:tcPr>
+          <w:p>
+            <w:pPr>
+              <w:spacing w:line="360" w:lineRule="auto"/>
+              <w:rPr>
+                <w:rFonts w:ascii="Times New Roman" w:hAnsi="Times New Roman" w:cs="Times New Roman"/>
+                <w:i/>
+              </w:rPr>
+            </w:pPr>
+            <w:r>
+              <w:rPr>
+                <w:rFonts w:ascii="Times New Roman" w:hAnsi="Times New Roman" w:cs="Times New Roman"/>
+                <w:i/>
+                <w:lang w:val="es-CO"/>
+              </w:rPr>
+              <w:t>Mensaje con el volumen de</w:t>
+            </w:r>
+            <w:r>
+              <w:rPr>
+                <w:rFonts w:ascii="Times New Roman" w:hAnsi="Times New Roman" w:cs="Times New Roman"/>
+                <w:i/>
+                <w:lang w:val="es-CO"/>
+              </w:rPr>
+              <w:t>l cilindro</w:t>
+            </w:r>
+          </w:p>
+        </w:tc>
+        <w:tc>
+          <w:tcPr>
+            <w:tcW w:w="2403" w:type="dxa"/>
+          </w:tcPr>
+          <w:p>
+            <w:pPr>
+              <w:spacing w:line="360" w:lineRule="auto"/>
+              <w:rPr>
+                <w:rFonts w:ascii="Times New Roman" w:hAnsi="Times New Roman" w:cs="Times New Roman"/>
+                <w:i/>
+              </w:rPr>
+            </w:pPr>
+            <w:r>
+              <w:rPr>
+                <w:rFonts w:ascii="Times New Roman" w:hAnsi="Times New Roman" w:cs="Times New Roman"/>
+                <w:i/>
+                <w:lang w:val="es-CO"/>
+              </w:rPr>
+              <w:t>No se utiliza</w:t>
+            </w:r>
+          </w:p>
+        </w:tc>
+        <w:tc>
+          <w:tcPr>
+            <w:tcW w:w="3322" w:type="dxa"/>
+          </w:tcPr>
+          <w:p>
+            <w:pPr>
+              <w:spacing w:line="360" w:lineRule="auto"/>
+              <w:rPr>
+                <w:rFonts w:ascii="Times New Roman" w:hAnsi="Times New Roman" w:cs="Times New Roman"/>
+                <w:i/>
+              </w:rPr>
+            </w:pPr>
+            <w:r>
+              <w:rPr>
+                <w:rFonts w:ascii="Times New Roman" w:hAnsi="Times New Roman" w:cs="Times New Roman"/>
+                <w:i/>
+                <w:lang w:val="es-CO"/>
+              </w:rPr>
+              <w:t>No aplica</w:t>
+            </w:r>
+          </w:p>
+        </w:tc>
+      </w:tr>
+      <w:tr>
+        <w:trPr>
+          <w:trHeight w:val="133"/>
+        </w:trPr>
+        <w:tc>
+          <w:tcPr>
+            <w:tcW w:w="3535" w:type="dxa"/>
+          </w:tcPr>
+          <w:p>
+            <w:pPr>
+              <w:spacing w:line="360" w:lineRule="auto"/>
+              <w:rPr>
+                <w:rFonts w:ascii="Times New Roman" w:hAnsi="Times New Roman" w:cs="Times New Roman"/>
+                <w:i/>
+              </w:rPr>
+            </w:pPr>
+            <w:r>
+              <w:rPr>
+                <w:rFonts w:ascii="Times New Roman" w:hAnsi="Times New Roman" w:cs="Times New Roman"/>
+                <w:i/>
+                <w:lang w:val="es-CO"/>
+              </w:rPr>
+              <w:t>Mensaje con el volumen</w:t>
+            </w:r>
+            <w:r>
+              <w:rPr>
+                <w:rFonts w:ascii="Times New Roman" w:hAnsi="Times New Roman" w:cs="Times New Roman"/>
+                <w:i/>
+                <w:lang w:val="es-CO"/>
+              </w:rPr>
+              <w:t xml:space="preserve"> lleno</w:t>
+            </w:r>
+            <w:r>
+              <w:rPr>
+                <w:rFonts w:ascii="Times New Roman" w:hAnsi="Times New Roman" w:cs="Times New Roman"/>
+                <w:i/>
+                <w:lang w:val="es-CO"/>
+              </w:rPr>
+              <w:t xml:space="preserve"> del prisma</w:t>
+            </w:r>
+          </w:p>
+        </w:tc>
+        <w:tc>
+          <w:tcPr>
+            <w:tcW w:w="2403" w:type="dxa"/>
+          </w:tcPr>
+          <w:p>
+            <w:pPr>
+              <w:spacing w:line="360" w:lineRule="auto"/>
+              <w:rPr>
+                <w:rFonts w:ascii="Times New Roman" w:hAnsi="Times New Roman" w:cs="Times New Roman"/>
+                <w:i/>
+              </w:rPr>
+            </w:pPr>
+            <w:r>
+              <w:rPr>
+                <w:rFonts w:ascii="Times New Roman" w:hAnsi="Times New Roman" w:cs="Times New Roman"/>
+                <w:i/>
+                <w:lang w:val="es-CO"/>
+              </w:rPr>
+              <w:t>No se utiliza</w:t>
+            </w:r>
+          </w:p>
+        </w:tc>
+        <w:tc>
+          <w:tcPr>
+            <w:tcW w:w="3322" w:type="dxa"/>
+          </w:tcPr>
+          <w:p>
+            <w:pPr>
+              <w:spacing w:line="360" w:lineRule="auto"/>
+              <w:rPr>
+                <w:rFonts w:ascii="Times New Roman" w:hAnsi="Times New Roman" w:cs="Times New Roman"/>
+                <w:i/>
+              </w:rPr>
+            </w:pPr>
+            <w:r>
+              <w:rPr>
+                <w:rFonts w:ascii="Times New Roman" w:hAnsi="Times New Roman" w:cs="Times New Roman"/>
+                <w:i/>
+                <w:lang w:val="es-CO"/>
+              </w:rPr>
+              <w:t>No aplica</w:t>
+            </w:r>
+          </w:p>
+        </w:tc>
+      </w:tr>
+      <w:tr>
+        <w:trPr>
+          <w:trHeight w:val="133"/>
+        </w:trPr>
+        <w:tc>
+          <w:tcPr>
+            <w:tcW w:w="3535" w:type="dxa"/>
+          </w:tcPr>
+          <w:p>
+            <w:pPr>
+              <w:spacing w:line="360" w:lineRule="auto"/>
+              <w:rPr>
+                <w:rFonts w:ascii="Times New Roman" w:hAnsi="Times New Roman" w:cs="Times New Roman"/>
+                <w:i/>
+              </w:rPr>
+            </w:pPr>
+            <w:r>
+              <w:rPr>
+                <w:rFonts w:ascii="Times New Roman" w:hAnsi="Times New Roman" w:cs="Times New Roman"/>
+                <w:i/>
+                <w:lang w:val="es-CO"/>
+              </w:rPr>
+              <w:t xml:space="preserve">Mensaje con el volumen lleno del </w:t>
+            </w:r>
+            <w:r>
+              <w:rPr>
+                <w:rFonts w:ascii="Times New Roman" w:hAnsi="Times New Roman" w:cs="Times New Roman"/>
+                <w:i/>
+                <w:lang w:val="es-CO"/>
+              </w:rPr>
+              <w:t>cilindro</w:t>
+            </w:r>
+          </w:p>
+        </w:tc>
+        <w:tc>
+          <w:tcPr>
+            <w:tcW w:w="2403" w:type="dxa"/>
+          </w:tcPr>
+          <w:p>
+            <w:pPr>
+              <w:spacing w:line="360" w:lineRule="auto"/>
+              <w:rPr>
+                <w:rFonts w:ascii="Times New Roman" w:hAnsi="Times New Roman" w:cs="Times New Roman"/>
+                <w:i/>
+              </w:rPr>
+            </w:pPr>
+            <w:r>
+              <w:rPr>
+                <w:rFonts w:ascii="Times New Roman" w:hAnsi="Times New Roman" w:cs="Times New Roman"/>
+                <w:i/>
+                <w:lang w:val="es-CO"/>
+              </w:rPr>
+              <w:t>No se utiliza</w:t>
+            </w:r>
+          </w:p>
+        </w:tc>
+        <w:tc>
+          <w:tcPr>
+            <w:tcW w:w="3322" w:type="dxa"/>
+          </w:tcPr>
+          <w:p>
+            <w:pPr>
+              <w:spacing w:line="360" w:lineRule="auto"/>
+              <w:rPr>
+                <w:rFonts w:ascii="Times New Roman" w:hAnsi="Times New Roman" w:cs="Times New Roman"/>
+                <w:i/>
+              </w:rPr>
+            </w:pPr>
+            <w:r>
+              <w:rPr>
+                <w:rFonts w:ascii="Times New Roman" w:hAnsi="Times New Roman" w:cs="Times New Roman"/>
+                <w:i/>
+                <w:lang w:val="es-CO"/>
+              </w:rPr>
+              <w:t>No aplica</w:t>
+            </w:r>
+          </w:p>
+        </w:tc>
+      </w:tr>
+    </w:tbl>
+    <w:p/>
     <w:sectPr>
       <w:pgSz w:w="12240" w:h="15840"/>
       <w:pgMar w:top="1417" w:right="1701" w:bottom="1417" w:left="1701" w:header="708" w:footer="708" w:gutter="0"/>
@@ -1507,7 +3840,7 @@
   <w:style w:type="paragraph" w:default="1" w:styleId="Normal">
     <w:name w:val="Normal"/>
     <w:qFormat/>
-    <w:rsid w:val="00BA7CD2"/>
+    <w:rsid w:val="00A37621"/>
   </w:style>
   <w:style w:type="paragraph" w:styleId="Ttulo1">
     <w:name w:val="heading 1"/>
@@ -1711,7 +4044,6 @@
   <w:style w:type="character" w:default="1" w:styleId="Fuentedeprrafopredeter">
     <w:name w:val="Default Paragraph Font"/>
     <w:uiPriority w:val="1"/>
-    <w:semiHidden/>
     <w:unhideWhenUsed/>
   </w:style>
   <w:style w:type="table" w:default="1" w:styleId="Tablanormal">
